--- a/docs/lectures/lecture_05/05_lecture_powerpoint.docx
+++ b/docs/lectures/lecture_05/05_lecture_powerpoint.docx
@@ -33,9 +33,10 @@
     </w:p>
     <w:bookmarkEnd w:id="9"/>
     <w:sectPr>
-      <w:footnotePr>
-        <w:numRestart w:val="eachSect"/>
-      </w:footnotePr>
+      <w:pgSz w:h="15840" w:w="12240"/>
+      <w:pgMar w:bottom="1440" w:footer="720" w:gutter="0" w:header="720" w:left="1440" w:right="1440" w:top="1440"/>
+      <w:cols w:space="720"/>
+      <w:docGrid w:linePitch="360"/>
     </w:sectPr>
   </w:body>
 </w:document>
@@ -149,191 +150,410 @@
 </file>
 
 <file path=word/styles.xml><?xml version="1.0" encoding="utf-8"?>
-<w:styles xmlns:r="http://schemas.openxmlformats.org/officeDocument/2006/relationships" xmlns:w="http://schemas.openxmlformats.org/wordprocessingml/2006/main">
+<w:styles xmlns:mc="http://schemas.openxmlformats.org/markup-compatibility/2006" xmlns:r="http://schemas.openxmlformats.org/officeDocument/2006/relationships" xmlns:w="http://schemas.openxmlformats.org/wordprocessingml/2006/main" xmlns:w14="http://schemas.microsoft.com/office/word/2010/wordml" xmlns:w15="http://schemas.microsoft.com/office/word/2012/wordml" xmlns:w16="http://schemas.microsoft.com/office/word/2018/wordml" xmlns:w16cex="http://schemas.microsoft.com/office/word/2018/wordml/cex" xmlns:w16cid="http://schemas.microsoft.com/office/word/2016/wordml/cid" xmlns:w16du="http://schemas.microsoft.com/office/word/2023/wordml/word16du" xmlns:w16sdtdh="http://schemas.microsoft.com/office/word/2020/wordml/sdtdatahash" xmlns:w16sdtfl="http://schemas.microsoft.com/office/word/2024/wordml/sdtformatlock" xmlns:w16se="http://schemas.microsoft.com/office/word/2015/wordml/symex" mc:Ignorable="w14 w15 w16se w16cid w16 w16cex w16sdtdh w16sdtfl w16du">
   <w:docDefaults>
     <w:rPrDefault>
       <w:rPr>
-        <w:rFonts w:asciiTheme="minorHAnsi" w:cstheme="minorBidi" w:eastAsiaTheme="minorEastAsia" w:hAnsiTheme="minorHAnsi"/>
+        <w:rFonts w:ascii="Arial" w:cs="Times New Roman (Body CS)" w:eastAsiaTheme="minorHAnsi" w:hAnsi="Arial"/>
+        <w:kern w:val="2"/>
         <w:sz w:val="24"/>
         <w:szCs w:val="24"/>
-        <w:lang w:bidi="ar-SA" w:eastAsia="zh-CN" w:val="en-US"/>
+        <w:lang w:bidi="ar-SA" w:eastAsia="en-US" w:val="en-US"/>
+        <w14:ligatures w14:val="standardContextual"/>
       </w:rPr>
     </w:rPrDefault>
-    <w:pPrDefault>
-      <w:pPr>
-        <w:spacing w:after="200"/>
-      </w:pPr>
-    </w:pPrDefault>
+    <w:pPrDefault/>
   </w:docDefaults>
-  <w:latentStyles w:count="276" w:defLockedState="0" w:defQFormat="0" w:defSemiHidden="0" w:defUIPriority="0" w:defUnhideWhenUsed="0"/>
+  <w:latentStyles w:count="376" w:defLockedState="0" w:defQFormat="0" w:defSemiHidden="0" w:defUIPriority="99" w:defUnhideWhenUsed="0">
+    <w:lsdException w:name="Normal" w:qFormat="1" w:uiPriority="0"/>
+    <w:lsdException w:name="heading 1" w:qFormat="1" w:uiPriority="9"/>
+    <w:lsdException w:name="heading 2" w:qFormat="1" w:semiHidden="1" w:uiPriority="9" w:unhideWhenUsed="1"/>
+    <w:lsdException w:name="heading 3" w:qFormat="1" w:semiHidden="1" w:uiPriority="9" w:unhideWhenUsed="1"/>
+    <w:lsdException w:name="heading 4" w:qFormat="1" w:semiHidden="1" w:uiPriority="9" w:unhideWhenUsed="1"/>
+    <w:lsdException w:name="heading 5" w:qFormat="1" w:semiHidden="1" w:uiPriority="9" w:unhideWhenUsed="1"/>
+    <w:lsdException w:name="heading 6" w:qFormat="1" w:semiHidden="1" w:uiPriority="9" w:unhideWhenUsed="1"/>
+    <w:lsdException w:name="heading 7" w:qFormat="1" w:semiHidden="1" w:uiPriority="9" w:unhideWhenUsed="1"/>
+    <w:lsdException w:name="heading 8" w:qFormat="1" w:semiHidden="1" w:uiPriority="9" w:unhideWhenUsed="1"/>
+    <w:lsdException w:name="heading 9" w:qFormat="1" w:semiHidden="1" w:uiPriority="9" w:unhideWhenUsed="1"/>
+    <w:lsdException w:name="index 1" w:semiHidden="1" w:unhideWhenUsed="1"/>
+    <w:lsdException w:name="index 2" w:semiHidden="1" w:unhideWhenUsed="1"/>
+    <w:lsdException w:name="index 3" w:semiHidden="1" w:unhideWhenUsed="1"/>
+    <w:lsdException w:name="index 4" w:semiHidden="1" w:unhideWhenUsed="1"/>
+    <w:lsdException w:name="index 5" w:semiHidden="1" w:unhideWhenUsed="1"/>
+    <w:lsdException w:name="index 6" w:semiHidden="1" w:unhideWhenUsed="1"/>
+    <w:lsdException w:name="index 7" w:semiHidden="1" w:unhideWhenUsed="1"/>
+    <w:lsdException w:name="index 8" w:semiHidden="1" w:unhideWhenUsed="1"/>
+    <w:lsdException w:name="index 9" w:semiHidden="1" w:unhideWhenUsed="1"/>
+    <w:lsdException w:name="toc 1" w:semiHidden="1" w:uiPriority="39" w:unhideWhenUsed="1"/>
+    <w:lsdException w:name="toc 2" w:semiHidden="1" w:uiPriority="39" w:unhideWhenUsed="1"/>
+    <w:lsdException w:name="toc 3" w:semiHidden="1" w:uiPriority="39" w:unhideWhenUsed="1"/>
+    <w:lsdException w:name="toc 4" w:semiHidden="1" w:uiPriority="39" w:unhideWhenUsed="1"/>
+    <w:lsdException w:name="toc 5" w:semiHidden="1" w:uiPriority="39" w:unhideWhenUsed="1"/>
+    <w:lsdException w:name="toc 6" w:semiHidden="1" w:uiPriority="39" w:unhideWhenUsed="1"/>
+    <w:lsdException w:name="toc 7" w:semiHidden="1" w:uiPriority="39" w:unhideWhenUsed="1"/>
+    <w:lsdException w:name="toc 8" w:semiHidden="1" w:uiPriority="39" w:unhideWhenUsed="1"/>
+    <w:lsdException w:name="toc 9" w:semiHidden="1" w:uiPriority="39" w:unhideWhenUsed="1"/>
+    <w:lsdException w:name="Normal Indent" w:semiHidden="1" w:unhideWhenUsed="1"/>
+    <w:lsdException w:name="footnote text" w:semiHidden="1" w:unhideWhenUsed="1"/>
+    <w:lsdException w:name="annotation text" w:semiHidden="1" w:unhideWhenUsed="1"/>
+    <w:lsdException w:name="header" w:semiHidden="1" w:unhideWhenUsed="1"/>
+    <w:lsdException w:name="footer" w:semiHidden="1" w:unhideWhenUsed="1"/>
+    <w:lsdException w:name="index heading" w:semiHidden="1" w:unhideWhenUsed="1"/>
+    <w:lsdException w:name="caption" w:qFormat="1" w:semiHidden="1" w:uiPriority="35" w:unhideWhenUsed="1"/>
+    <w:lsdException w:name="table of figures" w:semiHidden="1" w:unhideWhenUsed="1"/>
+    <w:lsdException w:name="envelope address" w:semiHidden="1" w:unhideWhenUsed="1"/>
+    <w:lsdException w:name="envelope return" w:semiHidden="1" w:unhideWhenUsed="1"/>
+    <w:lsdException w:name="footnote reference" w:semiHidden="1" w:unhideWhenUsed="1"/>
+    <w:lsdException w:name="annotation reference" w:semiHidden="1" w:unhideWhenUsed="1"/>
+    <w:lsdException w:name="line number" w:semiHidden="1" w:unhideWhenUsed="1"/>
+    <w:lsdException w:name="page number" w:semiHidden="1" w:unhideWhenUsed="1"/>
+    <w:lsdException w:name="endnote reference" w:semiHidden="1" w:unhideWhenUsed="1"/>
+    <w:lsdException w:name="endnote text" w:semiHidden="1" w:unhideWhenUsed="1"/>
+    <w:lsdException w:name="table of authorities" w:semiHidden="1" w:unhideWhenUsed="1"/>
+    <w:lsdException w:name="macro" w:semiHidden="1" w:unhideWhenUsed="1"/>
+    <w:lsdException w:name="toa heading" w:semiHidden="1" w:unhideWhenUsed="1"/>
+    <w:lsdException w:name="List" w:semiHidden="1" w:unhideWhenUsed="1"/>
+    <w:lsdException w:name="List Bullet" w:semiHidden="1" w:unhideWhenUsed="1"/>
+    <w:lsdException w:name="List Number" w:semiHidden="1" w:unhideWhenUsed="1"/>
+    <w:lsdException w:name="List 2" w:semiHidden="1" w:unhideWhenUsed="1"/>
+    <w:lsdException w:name="List 3" w:semiHidden="1" w:unhideWhenUsed="1"/>
+    <w:lsdException w:name="List 4" w:semiHidden="1" w:unhideWhenUsed="1"/>
+    <w:lsdException w:name="List 5" w:semiHidden="1" w:unhideWhenUsed="1"/>
+    <w:lsdException w:name="List Bullet 2" w:semiHidden="1" w:unhideWhenUsed="1"/>
+    <w:lsdException w:name="List Bullet 3" w:semiHidden="1" w:unhideWhenUsed="1"/>
+    <w:lsdException w:name="List Bullet 4" w:semiHidden="1" w:unhideWhenUsed="1"/>
+    <w:lsdException w:name="List Bullet 5" w:semiHidden="1" w:unhideWhenUsed="1"/>
+    <w:lsdException w:name="List Number 2" w:semiHidden="1" w:unhideWhenUsed="1"/>
+    <w:lsdException w:name="List Number 3" w:semiHidden="1" w:unhideWhenUsed="1"/>
+    <w:lsdException w:name="List Number 4" w:semiHidden="1" w:unhideWhenUsed="1"/>
+    <w:lsdException w:name="List Number 5" w:semiHidden="1" w:unhideWhenUsed="1"/>
+    <w:lsdException w:name="Title" w:qFormat="1" w:uiPriority="10"/>
+    <w:lsdException w:name="Closing" w:semiHidden="1" w:unhideWhenUsed="1"/>
+    <w:lsdException w:name="Signature" w:semiHidden="1" w:unhideWhenUsed="1"/>
+    <w:lsdException w:name="Default Paragraph Font" w:semiHidden="1" w:uiPriority="1" w:unhideWhenUsed="1"/>
+    <w:lsdException w:name="Body Text" w:semiHidden="1" w:unhideWhenUsed="1"/>
+    <w:lsdException w:name="Body Text Indent" w:semiHidden="1" w:unhideWhenUsed="1"/>
+    <w:lsdException w:name="List Continue" w:semiHidden="1" w:unhideWhenUsed="1"/>
+    <w:lsdException w:name="List Continue 2" w:semiHidden="1" w:unhideWhenUsed="1"/>
+    <w:lsdException w:name="List Continue 3" w:semiHidden="1" w:unhideWhenUsed="1"/>
+    <w:lsdException w:name="List Continue 4" w:semiHidden="1" w:unhideWhenUsed="1"/>
+    <w:lsdException w:name="List Continue 5" w:semiHidden="1" w:unhideWhenUsed="1"/>
+    <w:lsdException w:name="Message Header" w:semiHidden="1" w:unhideWhenUsed="1"/>
+    <w:lsdException w:name="Subtitle" w:qFormat="1" w:uiPriority="11"/>
+    <w:lsdException w:name="Salutation" w:semiHidden="1" w:unhideWhenUsed="1"/>
+    <w:lsdException w:name="Date" w:semiHidden="1" w:unhideWhenUsed="1"/>
+    <w:lsdException w:name="Body Text First Indent" w:semiHidden="1" w:unhideWhenUsed="1"/>
+    <w:lsdException w:name="Body Text First Indent 2" w:semiHidden="1" w:unhideWhenUsed="1"/>
+    <w:lsdException w:name="Note Heading" w:semiHidden="1" w:unhideWhenUsed="1"/>
+    <w:lsdException w:name="Body Text 2" w:semiHidden="1" w:unhideWhenUsed="1"/>
+    <w:lsdException w:name="Body Text 3" w:semiHidden="1" w:unhideWhenUsed="1"/>
+    <w:lsdException w:name="Body Text Indent 2" w:semiHidden="1" w:unhideWhenUsed="1"/>
+    <w:lsdException w:name="Body Text Indent 3" w:semiHidden="1" w:unhideWhenUsed="1"/>
+    <w:lsdException w:name="Block Text" w:semiHidden="1" w:unhideWhenUsed="1"/>
+    <w:lsdException w:name="Hyperlink" w:semiHidden="1" w:unhideWhenUsed="1"/>
+    <w:lsdException w:name="FollowedHyperlink" w:semiHidden="1" w:unhideWhenUsed="1"/>
+    <w:lsdException w:name="Strong" w:qFormat="1" w:uiPriority="22"/>
+    <w:lsdException w:name="Emphasis" w:qFormat="1" w:uiPriority="20"/>
+    <w:lsdException w:name="Document Map" w:semiHidden="1" w:unhideWhenUsed="1"/>
+    <w:lsdException w:name="Plain Text" w:semiHidden="1" w:unhideWhenUsed="1"/>
+    <w:lsdException w:name="E-mail Signature" w:semiHidden="1" w:unhideWhenUsed="1"/>
+    <w:lsdException w:name="HTML Top of Form" w:semiHidden="1" w:unhideWhenUsed="1"/>
+    <w:lsdException w:name="HTML Bottom of Form" w:semiHidden="1" w:unhideWhenUsed="1"/>
+    <w:lsdException w:name="Normal (Web)" w:semiHidden="1" w:unhideWhenUsed="1"/>
+    <w:lsdException w:name="HTML Acronym" w:semiHidden="1" w:unhideWhenUsed="1"/>
+    <w:lsdException w:name="HTML Address" w:semiHidden="1" w:unhideWhenUsed="1"/>
+    <w:lsdException w:name="HTML Cite" w:semiHidden="1" w:unhideWhenUsed="1"/>
+    <w:lsdException w:name="HTML Code" w:semiHidden="1" w:unhideWhenUsed="1"/>
+    <w:lsdException w:name="HTML Definition" w:semiHidden="1" w:unhideWhenUsed="1"/>
+    <w:lsdException w:name="HTML Keyboard" w:semiHidden="1" w:unhideWhenUsed="1"/>
+    <w:lsdException w:name="HTML Preformatted" w:semiHidden="1" w:unhideWhenUsed="1"/>
+    <w:lsdException w:name="HTML Sample" w:semiHidden="1" w:unhideWhenUsed="1"/>
+    <w:lsdException w:name="HTML Typewriter" w:semiHidden="1" w:unhideWhenUsed="1"/>
+    <w:lsdException w:name="HTML Variable" w:semiHidden="1" w:unhideWhenUsed="1"/>
+    <w:lsdException w:name="Normal Table" w:semiHidden="1" w:unhideWhenUsed="1"/>
+    <w:lsdException w:name="annotation subject" w:semiHidden="1" w:unhideWhenUsed="1"/>
+    <w:lsdException w:name="No List" w:semiHidden="1" w:unhideWhenUsed="1"/>
+    <w:lsdException w:name="Outline List 1" w:semiHidden="1" w:unhideWhenUsed="1"/>
+    <w:lsdException w:name="Outline List 2" w:semiHidden="1" w:unhideWhenUsed="1"/>
+    <w:lsdException w:name="Outline List 3" w:semiHidden="1" w:unhideWhenUsed="1"/>
+    <w:lsdException w:name="Table Simple 1" w:semiHidden="1" w:unhideWhenUsed="1"/>
+    <w:lsdException w:name="Table Simple 2" w:semiHidden="1" w:unhideWhenUsed="1"/>
+    <w:lsdException w:name="Table Simple 3" w:semiHidden="1" w:unhideWhenUsed="1"/>
+    <w:lsdException w:name="Table Classic 1" w:semiHidden="1" w:unhideWhenUsed="1"/>
+    <w:lsdException w:name="Table Classic 2" w:semiHidden="1" w:unhideWhenUsed="1"/>
+    <w:lsdException w:name="Table Classic 3" w:semiHidden="1" w:unhideWhenUsed="1"/>
+    <w:lsdException w:name="Table Classic 4" w:semiHidden="1" w:unhideWhenUsed="1"/>
+    <w:lsdException w:name="Table Colorful 1" w:semiHidden="1" w:unhideWhenUsed="1"/>
+    <w:lsdException w:name="Table Colorful 2" w:semiHidden="1" w:unhideWhenUsed="1"/>
+    <w:lsdException w:name="Table Colorful 3" w:semiHidden="1" w:unhideWhenUsed="1"/>
+    <w:lsdException w:name="Table Columns 1" w:semiHidden="1" w:unhideWhenUsed="1"/>
+    <w:lsdException w:name="Table Columns 2" w:semiHidden="1" w:unhideWhenUsed="1"/>
+    <w:lsdException w:name="Table Columns 3" w:semiHidden="1" w:unhideWhenUsed="1"/>
+    <w:lsdException w:name="Table Columns 4" w:semiHidden="1" w:unhideWhenUsed="1"/>
+    <w:lsdException w:name="Table Columns 5" w:semiHidden="1" w:unhideWhenUsed="1"/>
+    <w:lsdException w:name="Table Grid 1" w:semiHidden="1" w:unhideWhenUsed="1"/>
+    <w:lsdException w:name="Table Grid 2" w:semiHidden="1" w:unhideWhenUsed="1"/>
+    <w:lsdException w:name="Table Grid 3" w:semiHidden="1" w:unhideWhenUsed="1"/>
+    <w:lsdException w:name="Table Grid 4" w:semiHidden="1" w:unhideWhenUsed="1"/>
+    <w:lsdException w:name="Table Grid 5" w:semiHidden="1" w:unhideWhenUsed="1"/>
+    <w:lsdException w:name="Table Grid 6" w:semiHidden="1" w:unhideWhenUsed="1"/>
+    <w:lsdException w:name="Table Grid 7" w:semiHidden="1" w:unhideWhenUsed="1"/>
+    <w:lsdException w:name="Table Grid 8" w:semiHidden="1" w:unhideWhenUsed="1"/>
+    <w:lsdException w:name="Table List 1" w:semiHidden="1" w:unhideWhenUsed="1"/>
+    <w:lsdException w:name="Table List 2" w:semiHidden="1" w:unhideWhenUsed="1"/>
+    <w:lsdException w:name="Table List 3" w:semiHidden="1" w:unhideWhenUsed="1"/>
+    <w:lsdException w:name="Table List 4" w:semiHidden="1" w:unhideWhenUsed="1"/>
+    <w:lsdException w:name="Table List 5" w:semiHidden="1" w:unhideWhenUsed="1"/>
+    <w:lsdException w:name="Table List 6" w:semiHidden="1" w:unhideWhenUsed="1"/>
+    <w:lsdException w:name="Table List 7" w:semiHidden="1" w:unhideWhenUsed="1"/>
+    <w:lsdException w:name="Table List 8" w:semiHidden="1" w:unhideWhenUsed="1"/>
+    <w:lsdException w:name="Table 3D effects 1" w:semiHidden="1" w:unhideWhenUsed="1"/>
+    <w:lsdException w:name="Table 3D effects 2" w:semiHidden="1" w:unhideWhenUsed="1"/>
+    <w:lsdException w:name="Table 3D effects 3" w:semiHidden="1" w:unhideWhenUsed="1"/>
+    <w:lsdException w:name="Table Contemporary" w:semiHidden="1" w:unhideWhenUsed="1"/>
+    <w:lsdException w:name="Table Elegant" w:semiHidden="1" w:unhideWhenUsed="1"/>
+    <w:lsdException w:name="Table Professional" w:semiHidden="1" w:unhideWhenUsed="1"/>
+    <w:lsdException w:name="Table Subtle 1" w:semiHidden="1" w:unhideWhenUsed="1"/>
+    <w:lsdException w:name="Table Subtle 2" w:semiHidden="1" w:unhideWhenUsed="1"/>
+    <w:lsdException w:name="Table Web 1" w:semiHidden="1" w:unhideWhenUsed="1"/>
+    <w:lsdException w:name="Table Web 2" w:semiHidden="1" w:unhideWhenUsed="1"/>
+    <w:lsdException w:name="Table Web 3" w:semiHidden="1" w:unhideWhenUsed="1"/>
+    <w:lsdException w:name="Balloon Text" w:semiHidden="1" w:unhideWhenUsed="1"/>
+    <w:lsdException w:name="Table Grid" w:uiPriority="39"/>
+    <w:lsdException w:name="Table Theme" w:semiHidden="1" w:unhideWhenUsed="1"/>
+    <w:lsdException w:name="Placeholder Text" w:semiHidden="1"/>
+    <w:lsdException w:name="No Spacing" w:qFormat="1" w:uiPriority="1"/>
+    <w:lsdException w:name="Light Shading" w:uiPriority="60"/>
+    <w:lsdException w:name="Light List" w:uiPriority="61"/>
+    <w:lsdException w:name="Light Grid" w:uiPriority="62"/>
+    <w:lsdException w:name="Medium Shading 1" w:uiPriority="63"/>
+    <w:lsdException w:name="Medium Shading 2" w:uiPriority="64"/>
+    <w:lsdException w:name="Medium List 1" w:uiPriority="65"/>
+    <w:lsdException w:name="Medium List 2" w:uiPriority="66"/>
+    <w:lsdException w:name="Medium Grid 1" w:uiPriority="67"/>
+    <w:lsdException w:name="Medium Grid 2" w:uiPriority="68"/>
+    <w:lsdException w:name="Medium Grid 3" w:uiPriority="69"/>
+    <w:lsdException w:name="Dark List" w:uiPriority="70"/>
+    <w:lsdException w:name="Colorful Shading" w:uiPriority="71"/>
+    <w:lsdException w:name="Colorful List" w:uiPriority="72"/>
+    <w:lsdException w:name="Colorful Grid" w:uiPriority="73"/>
+    <w:lsdException w:name="Light Shading Accent 1" w:uiPriority="60"/>
+    <w:lsdException w:name="Light List Accent 1" w:uiPriority="61"/>
+    <w:lsdException w:name="Light Grid Accent 1" w:uiPriority="62"/>
+    <w:lsdException w:name="Medium Shading 1 Accent 1" w:uiPriority="63"/>
+    <w:lsdException w:name="Medium Shading 2 Accent 1" w:uiPriority="64"/>
+    <w:lsdException w:name="Medium List 1 Accent 1" w:uiPriority="65"/>
+    <w:lsdException w:name="Revision" w:semiHidden="1"/>
+    <w:lsdException w:name="List Paragraph" w:qFormat="1" w:uiPriority="34"/>
+    <w:lsdException w:name="Quote" w:qFormat="1" w:uiPriority="29"/>
+    <w:lsdException w:name="Intense Quote" w:qFormat="1" w:uiPriority="30"/>
+    <w:lsdException w:name="Medium List 2 Accent 1" w:uiPriority="66"/>
+    <w:lsdException w:name="Medium Grid 1 Accent 1" w:uiPriority="67"/>
+    <w:lsdException w:name="Medium Grid 2 Accent 1" w:uiPriority="68"/>
+    <w:lsdException w:name="Medium Grid 3 Accent 1" w:uiPriority="69"/>
+    <w:lsdException w:name="Dark List Accent 1" w:uiPriority="70"/>
+    <w:lsdException w:name="Colorful Shading Accent 1" w:uiPriority="71"/>
+    <w:lsdException w:name="Colorful List Accent 1" w:uiPriority="72"/>
+    <w:lsdException w:name="Colorful Grid Accent 1" w:uiPriority="73"/>
+    <w:lsdException w:name="Light Shading Accent 2" w:uiPriority="60"/>
+    <w:lsdException w:name="Light List Accent 2" w:uiPriority="61"/>
+    <w:lsdException w:name="Light Grid Accent 2" w:uiPriority="62"/>
+    <w:lsdException w:name="Medium Shading 1 Accent 2" w:uiPriority="63"/>
+    <w:lsdException w:name="Medium Shading 2 Accent 2" w:uiPriority="64"/>
+    <w:lsdException w:name="Medium List 1 Accent 2" w:uiPriority="65"/>
+    <w:lsdException w:name="Medium List 2 Accent 2" w:uiPriority="66"/>
+    <w:lsdException w:name="Medium Grid 1 Accent 2" w:uiPriority="67"/>
+    <w:lsdException w:name="Medium Grid 2 Accent 2" w:uiPriority="68"/>
+    <w:lsdException w:name="Medium Grid 3 Accent 2" w:uiPriority="69"/>
+    <w:lsdException w:name="Dark List Accent 2" w:uiPriority="70"/>
+    <w:lsdException w:name="Colorful Shading Accent 2" w:uiPriority="71"/>
+    <w:lsdException w:name="Colorful List Accent 2" w:uiPriority="72"/>
+    <w:lsdException w:name="Colorful Grid Accent 2" w:uiPriority="73"/>
+    <w:lsdException w:name="Light Shading Accent 3" w:uiPriority="60"/>
+    <w:lsdException w:name="Light List Accent 3" w:uiPriority="61"/>
+    <w:lsdException w:name="Light Grid Accent 3" w:uiPriority="62"/>
+    <w:lsdException w:name="Medium Shading 1 Accent 3" w:uiPriority="63"/>
+    <w:lsdException w:name="Medium Shading 2 Accent 3" w:uiPriority="64"/>
+    <w:lsdException w:name="Medium List 1 Accent 3" w:uiPriority="65"/>
+    <w:lsdException w:name="Medium List 2 Accent 3" w:uiPriority="66"/>
+    <w:lsdException w:name="Medium Grid 1 Accent 3" w:uiPriority="67"/>
+    <w:lsdException w:name="Medium Grid 2 Accent 3" w:uiPriority="68"/>
+    <w:lsdException w:name="Medium Grid 3 Accent 3" w:uiPriority="69"/>
+    <w:lsdException w:name="Dark List Accent 3" w:uiPriority="70"/>
+    <w:lsdException w:name="Colorful Shading Accent 3" w:uiPriority="71"/>
+    <w:lsdException w:name="Colorful List Accent 3" w:uiPriority="72"/>
+    <w:lsdException w:name="Colorful Grid Accent 3" w:uiPriority="73"/>
+    <w:lsdException w:name="Light Shading Accent 4" w:uiPriority="60"/>
+    <w:lsdException w:name="Light List Accent 4" w:uiPriority="61"/>
+    <w:lsdException w:name="Light Grid Accent 4" w:uiPriority="62"/>
+    <w:lsdException w:name="Medium Shading 1 Accent 4" w:uiPriority="63"/>
+    <w:lsdException w:name="Medium Shading 2 Accent 4" w:uiPriority="64"/>
+    <w:lsdException w:name="Medium List 1 Accent 4" w:uiPriority="65"/>
+    <w:lsdException w:name="Medium List 2 Accent 4" w:uiPriority="66"/>
+    <w:lsdException w:name="Medium Grid 1 Accent 4" w:uiPriority="67"/>
+    <w:lsdException w:name="Medium Grid 2 Accent 4" w:uiPriority="68"/>
+    <w:lsdException w:name="Medium Grid 3 Accent 4" w:uiPriority="69"/>
+    <w:lsdException w:name="Dark List Accent 4" w:uiPriority="70"/>
+    <w:lsdException w:name="Colorful Shading Accent 4" w:uiPriority="71"/>
+    <w:lsdException w:name="Colorful List Accent 4" w:uiPriority="72"/>
+    <w:lsdException w:name="Colorful Grid Accent 4" w:uiPriority="73"/>
+    <w:lsdException w:name="Light Shading Accent 5" w:uiPriority="60"/>
+    <w:lsdException w:name="Light List Accent 5" w:uiPriority="61"/>
+    <w:lsdException w:name="Light Grid Accent 5" w:uiPriority="62"/>
+    <w:lsdException w:name="Medium Shading 1 Accent 5" w:uiPriority="63"/>
+    <w:lsdException w:name="Medium Shading 2 Accent 5" w:uiPriority="64"/>
+    <w:lsdException w:name="Medium List 1 Accent 5" w:uiPriority="65"/>
+    <w:lsdException w:name="Medium List 2 Accent 5" w:uiPriority="66"/>
+    <w:lsdException w:name="Medium Grid 1 Accent 5" w:uiPriority="67"/>
+    <w:lsdException w:name="Medium Grid 2 Accent 5" w:uiPriority="68"/>
+    <w:lsdException w:name="Medium Grid 3 Accent 5" w:uiPriority="69"/>
+    <w:lsdException w:name="Dark List Accent 5" w:uiPriority="70"/>
+    <w:lsdException w:name="Colorful Shading Accent 5" w:uiPriority="71"/>
+    <w:lsdException w:name="Colorful List Accent 5" w:uiPriority="72"/>
+    <w:lsdException w:name="Colorful Grid Accent 5" w:uiPriority="73"/>
+    <w:lsdException w:name="Light Shading Accent 6" w:uiPriority="60"/>
+    <w:lsdException w:name="Light List Accent 6" w:uiPriority="61"/>
+    <w:lsdException w:name="Light Grid Accent 6" w:uiPriority="62"/>
+    <w:lsdException w:name="Medium Shading 1 Accent 6" w:uiPriority="63"/>
+    <w:lsdException w:name="Medium Shading 2 Accent 6" w:uiPriority="64"/>
+    <w:lsdException w:name="Medium List 1 Accent 6" w:uiPriority="65"/>
+    <w:lsdException w:name="Medium List 2 Accent 6" w:uiPriority="66"/>
+    <w:lsdException w:name="Medium Grid 1 Accent 6" w:uiPriority="67"/>
+    <w:lsdException w:name="Medium Grid 2 Accent 6" w:uiPriority="68"/>
+    <w:lsdException w:name="Medium Grid 3 Accent 6" w:uiPriority="69"/>
+    <w:lsdException w:name="Dark List Accent 6" w:uiPriority="70"/>
+    <w:lsdException w:name="Colorful Shading Accent 6" w:uiPriority="71"/>
+    <w:lsdException w:name="Colorful List Accent 6" w:uiPriority="72"/>
+    <w:lsdException w:name="Colorful Grid Accent 6" w:uiPriority="73"/>
+    <w:lsdException w:name="Subtle Emphasis" w:qFormat="1" w:uiPriority="19"/>
+    <w:lsdException w:name="Intense Emphasis" w:qFormat="1" w:uiPriority="21"/>
+    <w:lsdException w:name="Subtle Reference" w:qFormat="1" w:uiPriority="31"/>
+    <w:lsdException w:name="Intense Reference" w:qFormat="1" w:uiPriority="32"/>
+    <w:lsdException w:name="Book Title" w:qFormat="1" w:uiPriority="33"/>
+    <w:lsdException w:name="Bibliography" w:semiHidden="1" w:uiPriority="37" w:unhideWhenUsed="1"/>
+    <w:lsdException w:name="TOC Heading" w:qFormat="1" w:semiHidden="1" w:uiPriority="39" w:unhideWhenUsed="1"/>
+    <w:lsdException w:name="Plain Table 1" w:uiPriority="41"/>
+    <w:lsdException w:name="Plain Table 2" w:uiPriority="42"/>
+    <w:lsdException w:name="Plain Table 3" w:uiPriority="43"/>
+    <w:lsdException w:name="Plain Table 4" w:uiPriority="44"/>
+    <w:lsdException w:name="Plain Table 5" w:uiPriority="45"/>
+    <w:lsdException w:name="Grid Table Light" w:uiPriority="40"/>
+    <w:lsdException w:name="Grid Table 1 Light" w:uiPriority="46"/>
+    <w:lsdException w:name="Grid Table 2" w:uiPriority="47"/>
+    <w:lsdException w:name="Grid Table 3" w:uiPriority="48"/>
+    <w:lsdException w:name="Grid Table 4" w:uiPriority="49"/>
+    <w:lsdException w:name="Grid Table 5 Dark" w:uiPriority="50"/>
+    <w:lsdException w:name="Grid Table 6 Colorful" w:uiPriority="51"/>
+    <w:lsdException w:name="Grid Table 7 Colorful" w:uiPriority="52"/>
+    <w:lsdException w:name="Grid Table 1 Light Accent 1" w:uiPriority="46"/>
+    <w:lsdException w:name="Grid Table 2 Accent 1" w:uiPriority="47"/>
+    <w:lsdException w:name="Grid Table 3 Accent 1" w:uiPriority="48"/>
+    <w:lsdException w:name="Grid Table 4 Accent 1" w:uiPriority="49"/>
+    <w:lsdException w:name="Grid Table 5 Dark Accent 1" w:uiPriority="50"/>
+    <w:lsdException w:name="Grid Table 6 Colorful Accent 1" w:uiPriority="51"/>
+    <w:lsdException w:name="Grid Table 7 Colorful Accent 1" w:uiPriority="52"/>
+    <w:lsdException w:name="Grid Table 1 Light Accent 2" w:uiPriority="46"/>
+    <w:lsdException w:name="Grid Table 2 Accent 2" w:uiPriority="47"/>
+    <w:lsdException w:name="Grid Table 3 Accent 2" w:uiPriority="48"/>
+    <w:lsdException w:name="Grid Table 4 Accent 2" w:uiPriority="49"/>
+    <w:lsdException w:name="Grid Table 5 Dark Accent 2" w:uiPriority="50"/>
+    <w:lsdException w:name="Grid Table 6 Colorful Accent 2" w:uiPriority="51"/>
+    <w:lsdException w:name="Grid Table 7 Colorful Accent 2" w:uiPriority="52"/>
+    <w:lsdException w:name="Grid Table 1 Light Accent 3" w:uiPriority="46"/>
+    <w:lsdException w:name="Grid Table 2 Accent 3" w:uiPriority="47"/>
+    <w:lsdException w:name="Grid Table 3 Accent 3" w:uiPriority="48"/>
+    <w:lsdException w:name="Grid Table 4 Accent 3" w:uiPriority="49"/>
+    <w:lsdException w:name="Grid Table 5 Dark Accent 3" w:uiPriority="50"/>
+    <w:lsdException w:name="Grid Table 6 Colorful Accent 3" w:uiPriority="51"/>
+    <w:lsdException w:name="Grid Table 7 Colorful Accent 3" w:uiPriority="52"/>
+    <w:lsdException w:name="Grid Table 1 Light Accent 4" w:uiPriority="46"/>
+    <w:lsdException w:name="Grid Table 2 Accent 4" w:uiPriority="47"/>
+    <w:lsdException w:name="Grid Table 3 Accent 4" w:uiPriority="48"/>
+    <w:lsdException w:name="Grid Table 4 Accent 4" w:uiPriority="49"/>
+    <w:lsdException w:name="Grid Table 5 Dark Accent 4" w:uiPriority="50"/>
+    <w:lsdException w:name="Grid Table 6 Colorful Accent 4" w:uiPriority="51"/>
+    <w:lsdException w:name="Grid Table 7 Colorful Accent 4" w:uiPriority="52"/>
+    <w:lsdException w:name="Grid Table 1 Light Accent 5" w:uiPriority="46"/>
+    <w:lsdException w:name="Grid Table 2 Accent 5" w:uiPriority="47"/>
+    <w:lsdException w:name="Grid Table 3 Accent 5" w:uiPriority="48"/>
+    <w:lsdException w:name="Grid Table 4 Accent 5" w:uiPriority="49"/>
+    <w:lsdException w:name="Grid Table 5 Dark Accent 5" w:uiPriority="50"/>
+    <w:lsdException w:name="Grid Table 6 Colorful Accent 5" w:uiPriority="51"/>
+    <w:lsdException w:name="Grid Table 7 Colorful Accent 5" w:uiPriority="52"/>
+    <w:lsdException w:name="Grid Table 1 Light Accent 6" w:uiPriority="46"/>
+    <w:lsdException w:name="Grid Table 2 Accent 6" w:uiPriority="47"/>
+    <w:lsdException w:name="Grid Table 3 Accent 6" w:uiPriority="48"/>
+    <w:lsdException w:name="Grid Table 4 Accent 6" w:uiPriority="49"/>
+    <w:lsdException w:name="Grid Table 5 Dark Accent 6" w:uiPriority="50"/>
+    <w:lsdException w:name="Grid Table 6 Colorful Accent 6" w:uiPriority="51"/>
+    <w:lsdException w:name="Grid Table 7 Colorful Accent 6" w:uiPriority="52"/>
+    <w:lsdException w:name="List Table 1 Light" w:uiPriority="46"/>
+    <w:lsdException w:name="List Table 2" w:uiPriority="47"/>
+    <w:lsdException w:name="List Table 3" w:uiPriority="48"/>
+    <w:lsdException w:name="List Table 4" w:uiPriority="49"/>
+    <w:lsdException w:name="List Table 5 Dark" w:uiPriority="50"/>
+    <w:lsdException w:name="List Table 6 Colorful" w:uiPriority="51"/>
+    <w:lsdException w:name="List Table 7 Colorful" w:uiPriority="52"/>
+    <w:lsdException w:name="List Table 1 Light Accent 1" w:uiPriority="46"/>
+    <w:lsdException w:name="List Table 2 Accent 1" w:uiPriority="47"/>
+    <w:lsdException w:name="List Table 3 Accent 1" w:uiPriority="48"/>
+    <w:lsdException w:name="List Table 4 Accent 1" w:uiPriority="49"/>
+    <w:lsdException w:name="List Table 5 Dark Accent 1" w:uiPriority="50"/>
+    <w:lsdException w:name="List Table 6 Colorful Accent 1" w:uiPriority="51"/>
+    <w:lsdException w:name="List Table 7 Colorful Accent 1" w:uiPriority="52"/>
+    <w:lsdException w:name="List Table 1 Light Accent 2" w:uiPriority="46"/>
+    <w:lsdException w:name="List Table 2 Accent 2" w:uiPriority="47"/>
+    <w:lsdException w:name="List Table 3 Accent 2" w:uiPriority="48"/>
+    <w:lsdException w:name="List Table 4 Accent 2" w:uiPriority="49"/>
+    <w:lsdException w:name="List Table 5 Dark Accent 2" w:uiPriority="50"/>
+    <w:lsdException w:name="List Table 6 Colorful Accent 2" w:uiPriority="51"/>
+    <w:lsdException w:name="List Table 7 Colorful Accent 2" w:uiPriority="52"/>
+    <w:lsdException w:name="List Table 1 Light Accent 3" w:uiPriority="46"/>
+    <w:lsdException w:name="List Table 2 Accent 3" w:uiPriority="47"/>
+    <w:lsdException w:name="List Table 3 Accent 3" w:uiPriority="48"/>
+    <w:lsdException w:name="List Table 4 Accent 3" w:uiPriority="49"/>
+    <w:lsdException w:name="List Table 5 Dark Accent 3" w:uiPriority="50"/>
+    <w:lsdException w:name="List Table 6 Colorful Accent 3" w:uiPriority="51"/>
+    <w:lsdException w:name="List Table 7 Colorful Accent 3" w:uiPriority="52"/>
+    <w:lsdException w:name="List Table 1 Light Accent 4" w:uiPriority="46"/>
+    <w:lsdException w:name="List Table 2 Accent 4" w:uiPriority="47"/>
+    <w:lsdException w:name="List Table 3 Accent 4" w:uiPriority="48"/>
+    <w:lsdException w:name="List Table 4 Accent 4" w:uiPriority="49"/>
+    <w:lsdException w:name="List Table 5 Dark Accent 4" w:uiPriority="50"/>
+    <w:lsdException w:name="List Table 6 Colorful Accent 4" w:uiPriority="51"/>
+    <w:lsdException w:name="List Table 7 Colorful Accent 4" w:uiPriority="52"/>
+    <w:lsdException w:name="List Table 1 Light Accent 5" w:uiPriority="46"/>
+    <w:lsdException w:name="List Table 2 Accent 5" w:uiPriority="47"/>
+    <w:lsdException w:name="List Table 3 Accent 5" w:uiPriority="48"/>
+    <w:lsdException w:name="List Table 4 Accent 5" w:uiPriority="49"/>
+    <w:lsdException w:name="List Table 5 Dark Accent 5" w:uiPriority="50"/>
+    <w:lsdException w:name="List Table 6 Colorful Accent 5" w:uiPriority="51"/>
+    <w:lsdException w:name="List Table 7 Colorful Accent 5" w:uiPriority="52"/>
+    <w:lsdException w:name="List Table 1 Light Accent 6" w:uiPriority="46"/>
+    <w:lsdException w:name="List Table 2 Accent 6" w:uiPriority="47"/>
+    <w:lsdException w:name="List Table 3 Accent 6" w:uiPriority="48"/>
+    <w:lsdException w:name="List Table 4 Accent 6" w:uiPriority="49"/>
+    <w:lsdException w:name="List Table 5 Dark Accent 6" w:uiPriority="50"/>
+    <w:lsdException w:name="List Table 6 Colorful Accent 6" w:uiPriority="51"/>
+    <w:lsdException w:name="List Table 7 Colorful Accent 6" w:uiPriority="52"/>
+    <w:lsdException w:name="Mention" w:semiHidden="1" w:unhideWhenUsed="1"/>
+    <w:lsdException w:name="Smart Hyperlink" w:semiHidden="1" w:unhideWhenUsed="1"/>
+    <w:lsdException w:name="Hashtag" w:semiHidden="1" w:unhideWhenUsed="1"/>
+    <w:lsdException w:name="Unresolved Mention" w:semiHidden="1" w:unhideWhenUsed="1"/>
+    <w:lsdException w:name="Smart Link" w:semiHidden="1" w:unhideWhenUsed="1"/>
+  </w:latentStyles>
   <w:style w:default="1" w:styleId="Normal" w:type="paragraph">
     <w:name w:val="Normal"/>
     <w:qFormat/>
   </w:style>
-  <w:style w:styleId="BodyText" w:type="paragraph">
-    <w:name w:val="Body Text"/>
-    <w:basedOn w:val="Normal"/>
-    <w:link w:val="BodyTextChar"/>
-    <w:qFormat/>
-    <w:pPr>
-      <w:spacing w:after="180" w:before="180"/>
-    </w:pPr>
-  </w:style>
-  <w:style w:customStyle="1" w:styleId="FirstParagraph" w:type="paragraph">
-    <w:name w:val="First Paragraph"/>
-    <w:basedOn w:val="BodyText"/>
-    <w:next w:val="BodyText"/>
-    <w:qFormat/>
-  </w:style>
-  <w:style w:customStyle="1" w:styleId="Compact" w:type="paragraph">
-    <w:name w:val="Compact"/>
-    <w:basedOn w:val="BodyText"/>
-    <w:qFormat/>
-    <w:pPr>
-      <w:spacing w:after="36" w:before="36"/>
-    </w:pPr>
-  </w:style>
-  <w:style w:styleId="Title" w:type="paragraph">
-    <w:name w:val="Title"/>
-    <w:basedOn w:val="Normal"/>
-    <w:next w:val="BodyText"/>
-    <w:link w:val="TitleChar"/>
-    <w:uiPriority w:val="10"/>
-    <w:qFormat/>
-    <w:rsid w:val="00A10FD9"/>
-    <w:pPr>
-      <w:spacing w:after="80" w:line="240" w:lineRule="auto"/>
-      <w:contextualSpacing/>
-      <w:jc w:val="center"/>
-    </w:pPr>
-    <w:rPr>
-      <w:rFonts w:asciiTheme="majorHAnsi" w:cstheme="majorBidi" w:eastAsiaTheme="majorEastAsia" w:hAnsiTheme="majorHAnsi"/>
-      <w:sz w:val="56"/>
-      <w:szCs w:val="56"/>
-    </w:rPr>
-  </w:style>
-  <w:style w:customStyle="1" w:styleId="TitleChar" w:type="character">
-    <w:name w:val="Title Char"/>
-    <w:basedOn w:val="DefaultParagraphFont"/>
-    <w:link w:val="Title"/>
-    <w:uiPriority w:val="10"/>
-    <w:rsid w:val="00A10FD9"/>
-    <w:rPr>
-      <w:rFonts w:asciiTheme="majorHAnsi" w:cstheme="majorBidi" w:eastAsiaTheme="majorEastAsia" w:hAnsiTheme="majorHAnsi"/>
-      <w:sz w:val="56"/>
-      <w:szCs w:val="56"/>
-    </w:rPr>
-  </w:style>
-  <w:style w:styleId="Subtitle" w:type="paragraph">
-    <w:name w:val="Subtitle"/>
-    <w:basedOn w:val="Title"/>
-    <w:next w:val="BodyText"/>
-    <w:link w:val="SubtitleChar"/>
-    <w:uiPriority w:val="11"/>
-    <w:qFormat/>
-    <w:rsid w:val="00A10FD9"/>
-    <w:pPr>
-      <w:numPr>
-        <w:ilvl w:val="1"/>
-      </w:numPr>
-    </w:pPr>
-    <w:rPr>
-      <w:rFonts w:cstheme="majorBidi" w:eastAsiaTheme="majorEastAsia"/>
-      <w:spacing w:val="15"/>
-      <w:sz w:val="28"/>
-      <w:szCs w:val="28"/>
-    </w:rPr>
-  </w:style>
-  <w:style w:customStyle="1" w:styleId="SubtitleChar" w:type="character">
-    <w:name w:val="Subtitle Char"/>
-    <w:basedOn w:val="DefaultParagraphFont"/>
-    <w:link w:val="Subtitle"/>
-    <w:uiPriority w:val="11"/>
-    <w:rsid w:val="00A10FD9"/>
-    <w:rPr>
-      <w:rFonts w:cstheme="majorBidi" w:eastAsiaTheme="majorEastAsia"/>
-      <w:color w:themeColor="text1" w:themeTint="A6" w:val="595959"/>
-      <w:spacing w:val="15"/>
-      <w:sz w:val="28"/>
-      <w:szCs w:val="28"/>
-    </w:rPr>
-  </w:style>
-  <w:style w:customStyle="1" w:styleId="Author" w:type="paragraph">
-    <w:name w:val="Author"/>
-    <w:basedOn w:val="Title"/>
-    <w:next w:val="BodyText"/>
-    <w:qFormat/>
-    <w:pPr>
-      <w:keepNext/>
-      <w:keepLines/>
-    </w:pPr>
-    <w:rPr>
-      <w:sz w:val="24"/>
-      <w:szCs w:val="24"/>
-    </w:rPr>
-  </w:style>
-  <w:style w:styleId="Date" w:type="paragraph">
-    <w:name w:val="Date"/>
-    <w:basedOn w:val="Title"/>
-    <w:next w:val="BodyText"/>
-    <w:qFormat/>
-    <w:pPr>
-      <w:keepNext/>
-      <w:keepLines/>
-    </w:pPr>
-    <w:rPr>
-      <w:sz w:val="24"/>
-      <w:szCs w:val="24"/>
-    </w:rPr>
-  </w:style>
-  <w:style w:customStyle="1" w:styleId="AbstractTitle" w:type="paragraph">
-    <w:name w:val="Abstract Title"/>
-    <w:basedOn w:val="Normal"/>
-    <w:next w:val="Abstract"/>
-    <w:qFormat/>
-    <w:pPr>
-      <w:keepNext/>
-      <w:keepLines/>
-      <w:spacing w:after="0" w:before="300"/>
-      <w:jc w:val="center"/>
-    </w:pPr>
-    <w:rPr>
-      <w:b/>
-      <w:sz w:val="20"/>
-      <w:szCs w:val="20"/>
-    </w:rPr>
-  </w:style>
-  <w:style w:customStyle="1" w:styleId="Abstract" w:type="paragraph">
-    <w:name w:val="Abstract"/>
-    <w:basedOn w:val="Normal"/>
-    <w:next w:val="BodyText"/>
-    <w:qFormat/>
-    <w:pPr>
-      <w:keepNext/>
-      <w:keepLines/>
-      <w:spacing w:after="300" w:before="100"/>
-    </w:pPr>
-    <w:rPr>
-      <w:sz w:val="20"/>
-      <w:szCs w:val="20"/>
-    </w:rPr>
-  </w:style>
-  <w:style w:styleId="Bibliography" w:type="paragraph">
-    <w:name w:val="Bibliography"/>
-    <w:basedOn w:val="Normal"/>
-    <w:next w:val="Bibliography"/>
-    <w:qFormat/>
-    <w:pPr/>
-    <w:rPr/>
-  </w:style>
   <w:style w:styleId="Heading1" w:type="paragraph">
     <w:name w:val="heading 1"/>
     <w:basedOn w:val="Normal"/>
-    <w:next w:val="BodyText"/>
+    <w:next w:val="Normal"/>
     <w:link w:val="Heading1Char"/>
     <w:uiPriority w:val="9"/>
     <w:qFormat/>
-    <w:rsid w:val="00A10FD9"/>
+    <w:rsid w:val="00846576"/>
     <w:pPr>
       <w:keepNext/>
       <w:keepLines/>
@@ -342,21 +562,22 @@
     </w:pPr>
     <w:rPr>
       <w:rFonts w:asciiTheme="majorHAnsi" w:cstheme="majorBidi" w:eastAsiaTheme="majorEastAsia" w:hAnsiTheme="majorHAnsi"/>
+      <w:b/>
       <w:color w:themeColor="accent1" w:themeShade="BF" w:val="0F4761"/>
-      <w:sz w:val="40"/>
+      <w:sz w:val="28"/>
       <w:szCs w:val="40"/>
     </w:rPr>
   </w:style>
   <w:style w:styleId="Heading2" w:type="paragraph">
     <w:name w:val="heading 2"/>
     <w:basedOn w:val="Normal"/>
-    <w:next w:val="BodyText"/>
+    <w:next w:val="Normal"/>
     <w:link w:val="Heading2Char"/>
     <w:uiPriority w:val="9"/>
     <w:semiHidden/>
     <w:unhideWhenUsed/>
     <w:qFormat/>
-    <w:rsid w:val="00A10FD9"/>
+    <w:rsid w:val="00846576"/>
     <w:pPr>
       <w:keepNext/>
       <w:keepLines/>
@@ -366,20 +587,18 @@
     <w:rPr>
       <w:rFonts w:asciiTheme="majorHAnsi" w:cstheme="majorBidi" w:eastAsiaTheme="majorEastAsia" w:hAnsiTheme="majorHAnsi"/>
       <w:color w:themeColor="accent1" w:themeShade="BF" w:val="0F4761"/>
-      <w:sz w:val="32"/>
       <w:szCs w:val="32"/>
     </w:rPr>
   </w:style>
   <w:style w:styleId="Heading3" w:type="paragraph">
     <w:name w:val="heading 3"/>
     <w:basedOn w:val="Normal"/>
-    <w:next w:val="BodyText"/>
+    <w:next w:val="Normal"/>
     <w:link w:val="Heading3Char"/>
     <w:uiPriority w:val="9"/>
-    <w:semiHidden/>
     <w:unhideWhenUsed/>
     <w:qFormat/>
-    <w:rsid w:val="00A10FD9"/>
+    <w:rsid w:val="00846576"/>
     <w:pPr>
       <w:keepNext/>
       <w:keepLines/>
@@ -387,22 +606,22 @@
       <w:outlineLvl w:val="2"/>
     </w:pPr>
     <w:rPr>
-      <w:rFonts w:cstheme="majorBidi" w:eastAsiaTheme="majorEastAsia"/>
+      <w:rFonts w:asciiTheme="minorHAnsi" w:cstheme="majorBidi" w:eastAsiaTheme="majorEastAsia" w:hAnsiTheme="minorHAnsi"/>
       <w:color w:themeColor="accent1" w:themeShade="BF" w:val="0F4761"/>
-      <w:sz w:val="28"/>
+      <w:sz w:val="22"/>
       <w:szCs w:val="28"/>
     </w:rPr>
   </w:style>
   <w:style w:styleId="Heading4" w:type="paragraph">
     <w:name w:val="heading 4"/>
     <w:basedOn w:val="Normal"/>
-    <w:next w:val="BodyText"/>
+    <w:next w:val="Normal"/>
     <w:link w:val="Heading4Char"/>
     <w:uiPriority w:val="9"/>
     <w:semiHidden/>
     <w:unhideWhenUsed/>
     <w:qFormat/>
-    <w:rsid w:val="00A10FD9"/>
+    <w:rsid w:val="00846576"/>
     <w:pPr>
       <w:keepNext/>
       <w:keepLines/>
@@ -410,8 +629,7 @@
       <w:outlineLvl w:val="3"/>
     </w:pPr>
     <w:rPr>
-      <w:rFonts w:cstheme="majorBidi" w:eastAsiaTheme="majorEastAsia"/>
-      <w:i/>
+      <w:rFonts w:asciiTheme="minorHAnsi" w:cstheme="majorBidi" w:eastAsiaTheme="majorEastAsia" w:hAnsiTheme="minorHAnsi"/>
       <w:iCs/>
       <w:color w:themeColor="accent1" w:themeShade="BF" w:val="0F4761"/>
     </w:rPr>
@@ -419,13 +637,13 @@
   <w:style w:styleId="Heading5" w:type="paragraph">
     <w:name w:val="heading 5"/>
     <w:basedOn w:val="Normal"/>
-    <w:next w:val="BodyText"/>
+    <w:next w:val="Normal"/>
     <w:link w:val="Heading5Char"/>
     <w:uiPriority w:val="9"/>
     <w:semiHidden/>
     <w:unhideWhenUsed/>
     <w:qFormat/>
-    <w:rsid w:val="00A10FD9"/>
+    <w:rsid w:val="00AF5CF1"/>
     <w:pPr>
       <w:keepNext/>
       <w:keepLines/>
@@ -433,29 +651,28 @@
       <w:outlineLvl w:val="4"/>
     </w:pPr>
     <w:rPr>
-      <w:rFonts w:cstheme="majorBidi" w:eastAsiaTheme="majorEastAsia"/>
+      <w:rFonts w:asciiTheme="minorHAnsi" w:cstheme="majorBidi" w:eastAsiaTheme="majorEastAsia" w:hAnsiTheme="minorHAnsi"/>
       <w:color w:themeColor="accent1" w:themeShade="BF" w:val="0F4761"/>
     </w:rPr>
   </w:style>
   <w:style w:styleId="Heading6" w:type="paragraph">
     <w:name w:val="heading 6"/>
     <w:basedOn w:val="Normal"/>
-    <w:next w:val="BodyText"/>
+    <w:next w:val="Normal"/>
     <w:link w:val="Heading6Char"/>
     <w:uiPriority w:val="9"/>
     <w:semiHidden/>
     <w:unhideWhenUsed/>
     <w:qFormat/>
-    <w:rsid w:val="00A10FD9"/>
+    <w:rsid w:val="00846576"/>
     <w:pPr>
       <w:keepNext/>
       <w:keepLines/>
-      <w:spacing w:after="0" w:before="40"/>
+      <w:spacing w:before="40"/>
       <w:outlineLvl w:val="5"/>
     </w:pPr>
     <w:rPr>
-      <w:rFonts w:cstheme="majorBidi" w:eastAsiaTheme="majorEastAsia"/>
-      <w:i/>
+      <w:rFonts w:asciiTheme="minorHAnsi" w:cstheme="majorBidi" w:eastAsiaTheme="majorEastAsia" w:hAnsiTheme="minorHAnsi"/>
       <w:iCs/>
       <w:color w:themeColor="text1" w:themeTint="A6" w:val="595959"/>
     </w:rPr>
@@ -463,43 +680,41 @@
   <w:style w:styleId="Heading7" w:type="paragraph">
     <w:name w:val="heading 7"/>
     <w:basedOn w:val="Normal"/>
-    <w:next w:val="BodyText"/>
+    <w:next w:val="Normal"/>
     <w:link w:val="Heading7Char"/>
     <w:uiPriority w:val="9"/>
     <w:semiHidden/>
     <w:unhideWhenUsed/>
     <w:qFormat/>
-    <w:rsid w:val="00A10FD9"/>
+    <w:rsid w:val="00AF5CF1"/>
     <w:pPr>
       <w:keepNext/>
       <w:keepLines/>
-      <w:spacing w:after="0" w:before="40"/>
+      <w:spacing w:before="40"/>
       <w:outlineLvl w:val="6"/>
     </w:pPr>
     <w:rPr>
-      <w:rFonts w:cstheme="majorBidi" w:eastAsiaTheme="majorEastAsia"/>
+      <w:rFonts w:asciiTheme="minorHAnsi" w:cstheme="majorBidi" w:eastAsiaTheme="majorEastAsia" w:hAnsiTheme="minorHAnsi"/>
       <w:color w:themeColor="text1" w:themeTint="A6" w:val="595959"/>
     </w:rPr>
   </w:style>
   <w:style w:styleId="Heading8" w:type="paragraph">
     <w:name w:val="heading 8"/>
     <w:basedOn w:val="Normal"/>
-    <w:next w:val="BodyText"/>
+    <w:next w:val="Normal"/>
     <w:link w:val="Heading8Char"/>
     <w:uiPriority w:val="9"/>
     <w:semiHidden/>
     <w:unhideWhenUsed/>
     <w:qFormat/>
-    <w:rsid w:val="00A10FD9"/>
+    <w:rsid w:val="00846576"/>
     <w:pPr>
       <w:keepNext/>
       <w:keepLines/>
-      <w:spacing w:after="0"/>
       <w:outlineLvl w:val="7"/>
     </w:pPr>
     <w:rPr>
-      <w:rFonts w:cstheme="majorBidi" w:eastAsiaTheme="majorEastAsia"/>
-      <w:i/>
+      <w:rFonts w:asciiTheme="minorHAnsi" w:cstheme="majorBidi" w:eastAsiaTheme="majorEastAsia" w:hAnsiTheme="minorHAnsi"/>
       <w:iCs/>
       <w:color w:themeColor="text1" w:themeTint="D8" w:val="272727"/>
     </w:rPr>
@@ -507,186 +722,35 @@
   <w:style w:styleId="Heading9" w:type="paragraph">
     <w:name w:val="heading 9"/>
     <w:basedOn w:val="Normal"/>
-    <w:next w:val="BodyText"/>
+    <w:next w:val="Normal"/>
     <w:link w:val="Heading9Char"/>
     <w:uiPriority w:val="9"/>
     <w:semiHidden/>
     <w:unhideWhenUsed/>
     <w:qFormat/>
-    <w:rsid w:val="00A10FD9"/>
+    <w:rsid w:val="00846576"/>
     <w:pPr>
       <w:keepNext/>
       <w:keepLines/>
-      <w:spacing w:after="0"/>
       <w:outlineLvl w:val="8"/>
     </w:pPr>
     <w:rPr>
-      <w:rFonts w:cstheme="majorBidi" w:eastAsiaTheme="majorEastAsia"/>
+      <w:rFonts w:asciiTheme="minorHAnsi" w:cstheme="majorBidi" w:eastAsiaTheme="majorEastAsia" w:hAnsiTheme="minorHAnsi"/>
       <w:color w:themeColor="text1" w:themeTint="D8" w:val="272727"/>
-    </w:rPr>
-  </w:style>
-  <w:style w:customStyle="1" w:styleId="Heading1Char" w:type="character">
-    <w:name w:val="Heading 1 Char"/>
-    <w:basedOn w:val="DefaultParagraphFont"/>
-    <w:link w:val="Heading1"/>
-    <w:uiPriority w:val="9"/>
-    <w:rsid w:val="00A10FD9"/>
-    <w:rPr>
-      <w:rFonts w:asciiTheme="majorHAnsi" w:cstheme="majorBidi" w:eastAsiaTheme="majorEastAsia" w:hAnsiTheme="majorHAnsi"/>
-      <w:color w:themeColor="accent1" w:themeShade="BF" w:val="0F4761"/>
-      <w:sz w:val="40"/>
-      <w:szCs w:val="40"/>
-    </w:rPr>
-  </w:style>
-  <w:style w:customStyle="1" w:styleId="Heading2Char" w:type="character">
-    <w:name w:val="Heading 2 Char"/>
-    <w:basedOn w:val="DefaultParagraphFont"/>
-    <w:link w:val="Heading2"/>
-    <w:uiPriority w:val="9"/>
-    <w:semiHidden/>
-    <w:rsid w:val="00A10FD9"/>
-    <w:rPr>
-      <w:rFonts w:asciiTheme="majorHAnsi" w:cstheme="majorBidi" w:eastAsiaTheme="majorEastAsia" w:hAnsiTheme="majorHAnsi"/>
-      <w:color w:themeColor="accent1" w:themeShade="BF" w:val="0F4761"/>
-      <w:sz w:val="32"/>
-      <w:szCs w:val="32"/>
-    </w:rPr>
-  </w:style>
-  <w:style w:customStyle="1" w:styleId="Heading3Char" w:type="character">
-    <w:name w:val="Heading 3 Char"/>
-    <w:basedOn w:val="DefaultParagraphFont"/>
-    <w:link w:val="Heading3"/>
-    <w:uiPriority w:val="9"/>
-    <w:semiHidden/>
-    <w:rsid w:val="00A10FD9"/>
-    <w:rPr>
-      <w:rFonts w:cstheme="majorBidi" w:eastAsiaTheme="majorEastAsia"/>
-      <w:color w:themeColor="accent1" w:themeShade="BF" w:val="0F4761"/>
-      <w:sz w:val="28"/>
-      <w:szCs w:val="28"/>
-    </w:rPr>
-  </w:style>
-  <w:style w:customStyle="1" w:styleId="Heading4Char" w:type="character">
-    <w:name w:val="Heading 4 Char"/>
-    <w:basedOn w:val="DefaultParagraphFont"/>
-    <w:link w:val="Heading4"/>
-    <w:uiPriority w:val="9"/>
-    <w:semiHidden/>
-    <w:rsid w:val="00A10FD9"/>
-    <w:rPr>
-      <w:rFonts w:cstheme="majorBidi" w:eastAsiaTheme="majorEastAsia"/>
-      <w:i/>
-      <w:iCs/>
-      <w:color w:themeColor="accent1" w:themeShade="BF" w:val="0F4761"/>
-    </w:rPr>
-  </w:style>
-  <w:style w:customStyle="1" w:styleId="Heading5Char" w:type="character">
-    <w:name w:val="Heading 5 Char"/>
-    <w:basedOn w:val="DefaultParagraphFont"/>
-    <w:link w:val="Heading5"/>
-    <w:uiPriority w:val="9"/>
-    <w:semiHidden/>
-    <w:rsid w:val="00A10FD9"/>
-    <w:rPr>
-      <w:rFonts w:cstheme="majorBidi" w:eastAsiaTheme="majorEastAsia"/>
-      <w:color w:themeColor="accent1" w:themeShade="BF" w:val="0F4761"/>
-    </w:rPr>
-  </w:style>
-  <w:style w:customStyle="1" w:styleId="Heading6Char" w:type="character">
-    <w:name w:val="Heading 6 Char"/>
-    <w:basedOn w:val="DefaultParagraphFont"/>
-    <w:link w:val="Heading6"/>
-    <w:uiPriority w:val="9"/>
-    <w:semiHidden/>
-    <w:rsid w:val="00A10FD9"/>
-    <w:rPr>
-      <w:rFonts w:cstheme="majorBidi" w:eastAsiaTheme="majorEastAsia"/>
-      <w:i/>
-      <w:iCs/>
-      <w:color w:themeColor="text1" w:themeTint="A6" w:val="595959"/>
-    </w:rPr>
-  </w:style>
-  <w:style w:customStyle="1" w:styleId="Heading7Char" w:type="character">
-    <w:name w:val="Heading 7 Char"/>
-    <w:basedOn w:val="DefaultParagraphFont"/>
-    <w:link w:val="Heading7"/>
-    <w:uiPriority w:val="9"/>
-    <w:semiHidden/>
-    <w:rsid w:val="00A10FD9"/>
-    <w:rPr>
-      <w:rFonts w:cstheme="majorBidi" w:eastAsiaTheme="majorEastAsia"/>
-      <w:color w:themeColor="text1" w:themeTint="A6" w:val="595959"/>
-    </w:rPr>
-  </w:style>
-  <w:style w:customStyle="1" w:styleId="Heading8Char" w:type="character">
-    <w:name w:val="Heading 8 Char"/>
-    <w:basedOn w:val="DefaultParagraphFont"/>
-    <w:link w:val="Heading8"/>
-    <w:uiPriority w:val="9"/>
-    <w:semiHidden/>
-    <w:rsid w:val="00A10FD9"/>
-    <w:rPr>
-      <w:rFonts w:cstheme="majorBidi" w:eastAsiaTheme="majorEastAsia"/>
-      <w:i/>
-      <w:iCs/>
-      <w:color w:themeColor="text1" w:themeTint="D8" w:val="272727"/>
-    </w:rPr>
-  </w:style>
-  <w:style w:customStyle="1" w:styleId="Heading9Char" w:type="character">
-    <w:name w:val="Heading 9 Char"/>
-    <w:basedOn w:val="DefaultParagraphFont"/>
-    <w:link w:val="Heading9"/>
-    <w:uiPriority w:val="9"/>
-    <w:semiHidden/>
-    <w:rsid w:val="00A10FD9"/>
-    <w:rPr>
-      <w:rFonts w:cstheme="majorBidi" w:eastAsiaTheme="majorEastAsia"/>
-      <w:color w:themeColor="text1" w:themeTint="D8" w:val="272727"/>
-    </w:rPr>
-  </w:style>
-  <w:style w:styleId="BlockText" w:type="paragraph">
-    <w:name w:val="Block Text"/>
-    <w:basedOn w:val="BodyText"/>
-    <w:next w:val="BodyText"/>
-    <w:uiPriority w:val="9"/>
-    <w:unhideWhenUsed/>
-    <w:qFormat/>
-    <w:pPr>
-      <w:spacing w:after="100" w:before="100"/>
-      <w:ind w:firstLine="0" w:left="480" w:right="480"/>
-    </w:pPr>
-  </w:style>
-  <w:style w:styleId="FootnoteText" w:type="paragraph">
-    <w:name w:val="Footnote Text"/>
-    <w:basedOn w:val="Normal"/>
-    <w:next w:val="FootnoteText"/>
-    <w:uiPriority w:val="9"/>
-    <w:unhideWhenUsed/>
-    <w:qFormat/>
-  </w:style>
-  <w:style w:styleId="FootnoteBlockText" w:type="paragraph">
-    <w:name w:val="Footnote Block Text"/>
-    <w:basedOn w:val="FootnoteText"/>
-    <w:next w:val="FootnoteText"/>
-    <w:uiPriority w:val="9"/>
-    <w:unhideWhenUsed/>
-    <w:qFormat/>
-    <w:pPr>
-      <w:spacing w:after="100" w:before="100"/>
-      <w:ind w:firstLine="0" w:left="480" w:right="480"/>
-    </w:pPr>
+      <w:sz w:val="22"/>
+    </w:rPr>
   </w:style>
   <w:style w:default="1" w:styleId="DefaultParagraphFont" w:type="character">
     <w:name w:val="Default Paragraph Font"/>
+    <w:uiPriority w:val="1"/>
     <w:semiHidden/>
     <w:unhideWhenUsed/>
   </w:style>
-  <w:style w:default="1" w:styleId="Table" w:type="table">
-    <w:name w:val="Table"/>
-    <w:basedOn w:val="TableNormal"/>
+  <w:style w:default="1" w:styleId="TableNormal" w:type="table">
+    <w:name w:val="Normal Table"/>
+    <w:uiPriority w:val="99"/>
     <w:semiHidden/>
     <w:unhideWhenUsed/>
-    <w:qFormat/>
     <w:tblPr>
       <w:tblInd w:type="dxa" w:w="0"/>
       <w:tblCellMar>
@@ -696,374 +760,630 @@
         <w:right w:type="dxa" w:w="108"/>
       </w:tblCellMar>
     </w:tblPr>
-    <w:tblStylePr w:type="firstRow">
-      <w:tcPr>
-        <w:tcBorders>
-          <w:bottom w:val="single"/>
-        </w:tcBorders>
-        <w:vAlign w:val="bottom"/>
-      </w:tcPr>
-    </w:tblStylePr>
-  </w:style>
-  <w:style w:customStyle="1" w:styleId="DefinitionTerm" w:type="paragraph">
-    <w:name w:val="Definition Term"/>
-    <w:basedOn w:val="Normal"/>
-    <w:next w:val="Definition"/>
-    <w:pPr>
-      <w:keepNext/>
-      <w:keepLines/>
-      <w:spacing w:after="0"/>
-    </w:pPr>
-    <w:rPr>
+  </w:style>
+  <w:style w:default="1" w:styleId="NoList" w:type="numbering">
+    <w:name w:val="No List"/>
+    <w:uiPriority w:val="99"/>
+    <w:semiHidden/>
+    <w:unhideWhenUsed/>
+  </w:style>
+  <w:style w:customStyle="1" w:styleId="Heading1Char" w:type="character">
+    <w:name w:val="Heading 1 Char"/>
+    <w:basedOn w:val="DefaultParagraphFont"/>
+    <w:link w:val="Heading1"/>
+    <w:uiPriority w:val="9"/>
+    <w:rsid w:val="00846576"/>
+    <w:rPr>
+      <w:rFonts w:asciiTheme="majorHAnsi" w:cstheme="majorBidi" w:eastAsiaTheme="majorEastAsia" w:hAnsiTheme="majorHAnsi"/>
       <w:b/>
-    </w:rPr>
-  </w:style>
-  <w:style w:customStyle="1" w:styleId="Definition" w:type="paragraph">
-    <w:name w:val="Definition"/>
-    <w:basedOn w:val="Normal"/>
-  </w:style>
-  <w:style w:styleId="Caption" w:type="paragraph">
-    <w:name w:val="Caption"/>
-    <w:basedOn w:val="Normal"/>
-    <w:link w:val="BodyTextChar"/>
-    <w:pPr>
-      <w:spacing w:after="120" w:before="0"/>
+      <w:color w:themeColor="accent1" w:themeShade="BF" w:val="0F4761"/>
+      <w:sz w:val="28"/>
+      <w:szCs w:val="40"/>
+    </w:rPr>
+  </w:style>
+  <w:style w:customStyle="1" w:styleId="Heading2Char" w:type="character">
+    <w:name w:val="Heading 2 Char"/>
+    <w:basedOn w:val="DefaultParagraphFont"/>
+    <w:link w:val="Heading2"/>
+    <w:uiPriority w:val="9"/>
+    <w:semiHidden/>
+    <w:rsid w:val="00846576"/>
+    <w:rPr>
+      <w:rFonts w:asciiTheme="majorHAnsi" w:cstheme="majorBidi" w:eastAsiaTheme="majorEastAsia" w:hAnsiTheme="majorHAnsi"/>
+      <w:color w:themeColor="accent1" w:themeShade="BF" w:val="0F4761"/>
+      <w:szCs w:val="32"/>
+    </w:rPr>
+  </w:style>
+  <w:style w:customStyle="1" w:styleId="Heading3Char" w:type="character">
+    <w:name w:val="Heading 3 Char"/>
+    <w:basedOn w:val="DefaultParagraphFont"/>
+    <w:link w:val="Heading3"/>
+    <w:uiPriority w:val="9"/>
+    <w:rsid w:val="00846576"/>
+    <w:rPr>
+      <w:rFonts w:asciiTheme="minorHAnsi" w:cstheme="majorBidi" w:eastAsiaTheme="majorEastAsia" w:hAnsiTheme="minorHAnsi"/>
+      <w:color w:themeColor="accent1" w:themeShade="BF" w:val="0F4761"/>
+      <w:sz w:val="22"/>
+      <w:szCs w:val="28"/>
+    </w:rPr>
+  </w:style>
+  <w:style w:customStyle="1" w:styleId="Heading4Char" w:type="character">
+    <w:name w:val="Heading 4 Char"/>
+    <w:basedOn w:val="DefaultParagraphFont"/>
+    <w:link w:val="Heading4"/>
+    <w:uiPriority w:val="9"/>
+    <w:semiHidden/>
+    <w:rsid w:val="00846576"/>
+    <w:rPr>
+      <w:rFonts w:asciiTheme="minorHAnsi" w:cstheme="majorBidi" w:eastAsiaTheme="majorEastAsia" w:hAnsiTheme="minorHAnsi"/>
+      <w:iCs/>
+      <w:color w:themeColor="accent1" w:themeShade="BF" w:val="0F4761"/>
+    </w:rPr>
+  </w:style>
+  <w:style w:customStyle="1" w:styleId="Heading5Char" w:type="character">
+    <w:name w:val="Heading 5 Char"/>
+    <w:basedOn w:val="DefaultParagraphFont"/>
+    <w:link w:val="Heading5"/>
+    <w:uiPriority w:val="9"/>
+    <w:semiHidden/>
+    <w:rsid w:val="00AF5CF1"/>
+    <w:rPr>
+      <w:rFonts w:asciiTheme="minorHAnsi" w:cstheme="majorBidi" w:eastAsiaTheme="majorEastAsia" w:hAnsiTheme="minorHAnsi"/>
+      <w:color w:themeColor="accent1" w:themeShade="BF" w:val="0F4761"/>
+    </w:rPr>
+  </w:style>
+  <w:style w:customStyle="1" w:styleId="Heading6Char" w:type="character">
+    <w:name w:val="Heading 6 Char"/>
+    <w:basedOn w:val="DefaultParagraphFont"/>
+    <w:link w:val="Heading6"/>
+    <w:uiPriority w:val="9"/>
+    <w:semiHidden/>
+    <w:rsid w:val="00846576"/>
+    <w:rPr>
+      <w:rFonts w:asciiTheme="minorHAnsi" w:cstheme="majorBidi" w:eastAsiaTheme="majorEastAsia" w:hAnsiTheme="minorHAnsi"/>
+      <w:iCs/>
+      <w:color w:themeColor="text1" w:themeTint="A6" w:val="595959"/>
+    </w:rPr>
+  </w:style>
+  <w:style w:customStyle="1" w:styleId="Heading7Char" w:type="character">
+    <w:name w:val="Heading 7 Char"/>
+    <w:basedOn w:val="DefaultParagraphFont"/>
+    <w:link w:val="Heading7"/>
+    <w:uiPriority w:val="9"/>
+    <w:semiHidden/>
+    <w:rsid w:val="00AF5CF1"/>
+    <w:rPr>
+      <w:rFonts w:asciiTheme="minorHAnsi" w:cstheme="majorBidi" w:eastAsiaTheme="majorEastAsia" w:hAnsiTheme="minorHAnsi"/>
+      <w:color w:themeColor="text1" w:themeTint="A6" w:val="595959"/>
+    </w:rPr>
+  </w:style>
+  <w:style w:customStyle="1" w:styleId="Heading8Char" w:type="character">
+    <w:name w:val="Heading 8 Char"/>
+    <w:basedOn w:val="DefaultParagraphFont"/>
+    <w:link w:val="Heading8"/>
+    <w:uiPriority w:val="9"/>
+    <w:semiHidden/>
+    <w:rsid w:val="00846576"/>
+    <w:rPr>
+      <w:rFonts w:asciiTheme="minorHAnsi" w:cstheme="majorBidi" w:eastAsiaTheme="majorEastAsia" w:hAnsiTheme="minorHAnsi"/>
+      <w:iCs/>
+      <w:color w:themeColor="text1" w:themeTint="D8" w:val="272727"/>
+    </w:rPr>
+  </w:style>
+  <w:style w:customStyle="1" w:styleId="Heading9Char" w:type="character">
+    <w:name w:val="Heading 9 Char"/>
+    <w:basedOn w:val="DefaultParagraphFont"/>
+    <w:link w:val="Heading9"/>
+    <w:uiPriority w:val="9"/>
+    <w:semiHidden/>
+    <w:rsid w:val="00846576"/>
+    <w:rPr>
+      <w:rFonts w:asciiTheme="minorHAnsi" w:cstheme="majorBidi" w:eastAsiaTheme="majorEastAsia" w:hAnsiTheme="minorHAnsi"/>
+      <w:color w:themeColor="text1" w:themeTint="D8" w:val="272727"/>
+      <w:sz w:val="22"/>
+    </w:rPr>
+  </w:style>
+  <w:style w:styleId="Title" w:type="paragraph">
+    <w:name w:val="Title"/>
+    <w:basedOn w:val="Normal"/>
+    <w:next w:val="Normal"/>
+    <w:link w:val="TitleChar"/>
+    <w:uiPriority w:val="10"/>
+    <w:qFormat/>
+    <w:rsid w:val="00AF5CF1"/>
+    <w:pPr>
+      <w:spacing w:after="80"/>
+      <w:contextualSpacing/>
+    </w:pPr>
+    <w:rPr>
+      <w:rFonts w:asciiTheme="majorHAnsi" w:cstheme="majorBidi" w:eastAsiaTheme="majorEastAsia" w:hAnsiTheme="majorHAnsi"/>
+      <w:spacing w:val="-10"/>
+      <w:kern w:val="28"/>
+      <w:sz w:val="56"/>
+      <w:szCs w:val="56"/>
+    </w:rPr>
+  </w:style>
+  <w:style w:customStyle="1" w:styleId="TitleChar" w:type="character">
+    <w:name w:val="Title Char"/>
+    <w:basedOn w:val="DefaultParagraphFont"/>
+    <w:link w:val="Title"/>
+    <w:uiPriority w:val="10"/>
+    <w:rsid w:val="00AF5CF1"/>
+    <w:rPr>
+      <w:rFonts w:asciiTheme="majorHAnsi" w:cstheme="majorBidi" w:eastAsiaTheme="majorEastAsia" w:hAnsiTheme="majorHAnsi"/>
+      <w:spacing w:val="-10"/>
+      <w:kern w:val="28"/>
+      <w:sz w:val="56"/>
+      <w:szCs w:val="56"/>
+    </w:rPr>
+  </w:style>
+  <w:style w:styleId="Subtitle" w:type="paragraph">
+    <w:name w:val="Subtitle"/>
+    <w:basedOn w:val="Normal"/>
+    <w:next w:val="Normal"/>
+    <w:link w:val="SubtitleChar"/>
+    <w:uiPriority w:val="11"/>
+    <w:qFormat/>
+    <w:rsid w:val="00AF5CF1"/>
+    <w:pPr>
+      <w:numPr>
+        <w:ilvl w:val="1"/>
+      </w:numPr>
+      <w:spacing w:after="160"/>
+    </w:pPr>
+    <w:rPr>
+      <w:rFonts w:asciiTheme="minorHAnsi" w:cstheme="majorBidi" w:eastAsiaTheme="majorEastAsia" w:hAnsiTheme="minorHAnsi"/>
+      <w:color w:themeColor="text1" w:themeTint="A6" w:val="595959"/>
+      <w:spacing w:val="15"/>
+      <w:sz w:val="28"/>
+      <w:szCs w:val="28"/>
+    </w:rPr>
+  </w:style>
+  <w:style w:customStyle="1" w:styleId="SubtitleChar" w:type="character">
+    <w:name w:val="Subtitle Char"/>
+    <w:basedOn w:val="DefaultParagraphFont"/>
+    <w:link w:val="Subtitle"/>
+    <w:uiPriority w:val="11"/>
+    <w:rsid w:val="00AF5CF1"/>
+    <w:rPr>
+      <w:rFonts w:asciiTheme="minorHAnsi" w:cstheme="majorBidi" w:eastAsiaTheme="majorEastAsia" w:hAnsiTheme="minorHAnsi"/>
+      <w:color w:themeColor="text1" w:themeTint="A6" w:val="595959"/>
+      <w:spacing w:val="15"/>
+      <w:sz w:val="28"/>
+      <w:szCs w:val="28"/>
+    </w:rPr>
+  </w:style>
+  <w:style w:styleId="Quote" w:type="paragraph">
+    <w:name w:val="Quote"/>
+    <w:basedOn w:val="Normal"/>
+    <w:next w:val="Normal"/>
+    <w:link w:val="QuoteChar"/>
+    <w:uiPriority w:val="29"/>
+    <w:qFormat/>
+    <w:rsid w:val="00AF5CF1"/>
+    <w:pPr>
+      <w:spacing w:after="160" w:before="160"/>
+      <w:jc w:val="center"/>
     </w:pPr>
     <w:rPr>
       <w:i/>
-    </w:rPr>
-  </w:style>
-  <w:style w:customStyle="1" w:styleId="TableCaption" w:type="paragraph">
-    <w:name w:val="Table Caption"/>
-    <w:basedOn w:val="Caption"/>
-    <w:pPr>
-      <w:keepNext/>
-    </w:pPr>
-  </w:style>
-  <w:style w:customStyle="1" w:styleId="ImageCaption" w:type="paragraph">
-    <w:name w:val="Image Caption"/>
-    <w:basedOn w:val="Caption"/>
-  </w:style>
-  <w:style w:customStyle="1" w:styleId="Figure" w:type="paragraph">
-    <w:name w:val="Figure"/>
-    <w:basedOn w:val="Normal"/>
-  </w:style>
-  <w:style w:customStyle="1" w:styleId="CaptionedFigure" w:type="paragraph">
-    <w:name w:val="Captioned Figure"/>
-    <w:basedOn w:val="Figure"/>
-    <w:pPr>
-      <w:keepNext/>
-    </w:pPr>
-  </w:style>
-  <w:style w:customStyle="1" w:styleId="BodyTextChar" w:type="character">
-    <w:name w:val="Body Text Char"/>
+      <w:iCs/>
+      <w:color w:themeColor="text1" w:themeTint="BF" w:val="404040"/>
+    </w:rPr>
+  </w:style>
+  <w:style w:customStyle="1" w:styleId="QuoteChar" w:type="character">
+    <w:name w:val="Quote Char"/>
     <w:basedOn w:val="DefaultParagraphFont"/>
-    <w:link w:val="BodyText"/>
-  </w:style>
-  <w:style w:customStyle="1" w:styleId="VerbatimChar" w:type="character">
-    <w:name w:val="Verbatim Char"/>
-    <w:basedOn w:val="BodyTextChar"/>
-    <w:rPr>
-      <w:rFonts w:ascii="Consolas" w:hAnsi="Consolas"/>
-      <w:sz w:val="22"/>
-    </w:rPr>
-  </w:style>
-  <w:style w:customStyle="1" w:styleId="SectionNumber" w:type="character">
-    <w:name w:val="Section Number"/>
-    <w:basedOn w:val="BodyTextChar"/>
-  </w:style>
-  <w:style w:styleId="FootnoteReference" w:type="character">
-    <w:name w:val="Footnote Reference"/>
-    <w:basedOn w:val="BodyTextChar"/>
-    <w:rPr>
-      <w:vertAlign w:val="superscript"/>
-    </w:rPr>
-  </w:style>
-  <w:style w:styleId="Hyperlink" w:type="character">
-    <w:name w:val="Hyperlink"/>
-    <w:basedOn w:val="BodyTextChar"/>
-    <w:rPr>
-      <w:color w:themeColor="accent1" w:val="4F81BD"/>
-    </w:rPr>
-  </w:style>
-  <w:style w:styleId="TOCHeading" w:type="paragraph">
-    <w:name w:val="TOC Heading"/>
-    <w:basedOn w:val="Heading1"/>
-    <w:next w:val="BodyText"/>
+    <w:link w:val="Quote"/>
+    <w:uiPriority w:val="29"/>
+    <w:rsid w:val="00AF5CF1"/>
+    <w:rPr>
+      <w:i/>
+      <w:iCs/>
+      <w:color w:themeColor="text1" w:themeTint="BF" w:val="404040"/>
+    </w:rPr>
+  </w:style>
+  <w:style w:styleId="ListParagraph" w:type="paragraph">
+    <w:name w:val="List Paragraph"/>
+    <w:basedOn w:val="Normal"/>
+    <w:uiPriority w:val="34"/>
+    <w:qFormat/>
+    <w:rsid w:val="00AF5CF1"/>
+    <w:pPr>
+      <w:ind w:left="720"/>
+      <w:contextualSpacing/>
+    </w:pPr>
+  </w:style>
+  <w:style w:styleId="IntenseEmphasis" w:type="character">
+    <w:name w:val="Intense Emphasis"/>
+    <w:basedOn w:val="DefaultParagraphFont"/>
+    <w:uiPriority w:val="21"/>
+    <w:qFormat/>
+    <w:rsid w:val="00AF5CF1"/>
+    <w:rPr>
+      <w:i/>
+      <w:iCs/>
+      <w:color w:themeColor="accent1" w:themeShade="BF" w:val="0F4761"/>
+    </w:rPr>
+  </w:style>
+  <w:style w:styleId="IntenseQuote" w:type="paragraph">
+    <w:name w:val="Intense Quote"/>
+    <w:basedOn w:val="Normal"/>
+    <w:next w:val="Normal"/>
+    <w:link w:val="IntenseQuoteChar"/>
+    <w:uiPriority w:val="30"/>
+    <w:qFormat/>
+    <w:rsid w:val="00AF5CF1"/>
+    <w:pPr>
+      <w:pBdr>
+        <w:top w:color="0F4761" w:space="10" w:sz="4" w:themeColor="accent1" w:themeShade="BF" w:val="single"/>
+        <w:bottom w:color="0F4761" w:space="10" w:sz="4" w:themeColor="accent1" w:themeShade="BF" w:val="single"/>
+      </w:pBdr>
+      <w:spacing w:after="360" w:before="360"/>
+      <w:ind w:left="864" w:right="864"/>
+      <w:jc w:val="center"/>
+    </w:pPr>
+    <w:rPr>
+      <w:i/>
+      <w:iCs/>
+      <w:color w:themeColor="accent1" w:themeShade="BF" w:val="0F4761"/>
+    </w:rPr>
+  </w:style>
+  <w:style w:customStyle="1" w:styleId="IntenseQuoteChar" w:type="character">
+    <w:name w:val="Intense Quote Char"/>
+    <w:basedOn w:val="DefaultParagraphFont"/>
+    <w:link w:val="IntenseQuote"/>
+    <w:uiPriority w:val="30"/>
+    <w:rsid w:val="00AF5CF1"/>
+    <w:rPr>
+      <w:i/>
+      <w:iCs/>
+      <w:color w:themeColor="accent1" w:themeShade="BF" w:val="0F4761"/>
+    </w:rPr>
+  </w:style>
+  <w:style w:styleId="IntenseReference" w:type="character">
+    <w:name w:val="Intense Reference"/>
+    <w:basedOn w:val="DefaultParagraphFont"/>
+    <w:uiPriority w:val="32"/>
+    <w:qFormat/>
+    <w:rsid w:val="00AF5CF1"/>
+    <w:rPr>
+      <w:b/>
+      <w:bCs/>
+      <w:smallCaps/>
+      <w:color w:themeColor="accent1" w:themeShade="BF" w:val="0F4761"/>
+      <w:spacing w:val="5"/>
+    </w:rPr>
+  </w:style>
+  <w:style w:styleId="HTMLCode" w:type="character">
+    <w:name w:val="HTML Code"/>
+    <w:basedOn w:val="DefaultParagraphFont"/>
+    <w:uiPriority w:val="99"/>
+    <w:unhideWhenUsed/>
+    <w:rsid w:val="00771E03"/>
+    <w:rPr>
+      <w:rFonts w:ascii="Consolas" w:cs="Consolas" w:hAnsi="Consolas"/>
+      <w:sz w:val="18"/>
+      <w:szCs w:val="20"/>
+    </w:rPr>
+  </w:style>
+  <w:style w:customStyle="1" w:styleId="Code" w:type="paragraph">
+    <w:name w:val="Code"/>
+    <w:basedOn w:val="Normal"/>
+    <w:next w:val="Normal"/>
+    <w:qFormat/>
+    <w:rsid w:val="00BC28E9"/>
+    <w:pPr>
+      <w:pBdr>
+        <w:top w:color="FF0000" w:space="1" w:sz="8" w:val="single"/>
+        <w:left w:color="FF0000" w:space="4" w:sz="8" w:val="single"/>
+        <w:bottom w:color="FF0000" w:space="1" w:sz="8" w:val="single"/>
+        <w:right w:color="FF0000" w:space="4" w:sz="8" w:val="single"/>
+      </w:pBdr>
+      <w:shd w:color="auto" w:fill="auto" w:val="pct15"/>
+      <w:spacing w:after="120" w:before="120"/>
+      <w:ind w:left="432" w:right="432"/>
+    </w:pPr>
+    <w:rPr>
+      <w:rFonts w:ascii="Courier New" w:hAnsi="Courier New"/>
+      <w:sz w:val="18"/>
+    </w:rPr>
+  </w:style>
+  <w:style w:customStyle="1" w:styleId="SourceCode" w:type="paragraph">
+    <w:name w:val="Source Code"/>
+    <w:basedOn w:val="Normal"/>
+    <w:qFormat/>
+    <w:rsid w:val="00771E03"/>
+    <w:pPr>
+      <w:pBdr>
+        <w:top w:color="auto" w:space="1" w:sz="8" w:val="single"/>
+        <w:left w:color="auto" w:space="4" w:sz="8" w:val="single"/>
+        <w:bottom w:color="auto" w:space="1" w:sz="8" w:val="single"/>
+        <w:right w:color="auto" w:space="4" w:sz="8" w:val="single"/>
+      </w:pBdr>
+      <w:shd w:color="auto" w:fill="auto" w:val="pct15"/>
+      <w:spacing w:after="240" w:before="240"/>
+      <w:ind w:left="432" w:right="432"/>
+    </w:pPr>
+    <w:rPr>
+      <w:rFonts w:ascii="Courier New" w:hAnsi="Courier New"/>
+      <w:sz w:val="20"/>
+    </w:rPr>
+  </w:style>
+  <w:style w:customStyle="1" w:styleId="Verbatim" w:type="paragraph">
+    <w:name w:val="Verbatim"/>
+    <w:basedOn w:val="Normal"/>
+    <w:qFormat/>
+    <w:rsid w:val="00771E03"/>
+    <w:pPr>
+      <w:shd w:color="auto" w:fill="auto" w:val="pct15"/>
+      <w:spacing w:after="240" w:before="240"/>
+      <w:ind w:left="432" w:right="432"/>
+    </w:pPr>
+    <w:rPr>
+      <w:rFonts w:ascii="Courier New" w:hAnsi="Courier New"/>
+      <w:sz w:val="18"/>
+    </w:rPr>
+  </w:style>
+  <w:style w:customStyle="1" w:styleId="CodeBlock" w:type="paragraph">
+    <w:name w:val="Code Block"/>
+    <w:basedOn w:val="Verbatim"/>
+    <w:qFormat/>
+    <w:rsid w:val="00BC28E9"/>
+  </w:style>
+  <w:style w:styleId="CommentText" w:type="paragraph">
+    <w:name w:val="annotation text"/>
+    <w:basedOn w:val="Normal"/>
+    <w:link w:val="CommentTextChar"/>
+    <w:uiPriority w:val="99"/>
+    <w:unhideWhenUsed/>
+    <w:rsid w:val="00771E03"/>
+    <w:rPr>
+      <w:sz w:val="20"/>
+      <w:szCs w:val="20"/>
+    </w:rPr>
+  </w:style>
+  <w:style w:customStyle="1" w:styleId="CommentTextChar" w:type="character">
+    <w:name w:val="Comment Text Char"/>
+    <w:basedOn w:val="DefaultParagraphFont"/>
+    <w:link w:val="CommentText"/>
+    <w:uiPriority w:val="99"/>
+    <w:rsid w:val="00771E03"/>
+    <w:rPr>
+      <w:sz w:val="20"/>
+      <w:szCs w:val="20"/>
+    </w:rPr>
+  </w:style>
+  <w:style w:styleId="TOC1" w:type="paragraph">
+    <w:name w:val="toc 1"/>
+    <w:basedOn w:val="Normal"/>
+    <w:next w:val="Normal"/>
+    <w:autoRedefine/>
     <w:uiPriority w:val="39"/>
     <w:unhideWhenUsed/>
-    <w:qFormat/>
-    <w:pPr>
-      <w:spacing w:before="240" w:line="259" w:lineRule="auto"/>
-      <w:outlineLvl w:val="9"/>
-    </w:pPr>
-    <w:rPr>
-      <w:rFonts w:asciiTheme="majorHAnsi" w:cstheme="majorBidi" w:eastAsiaTheme="majorEastAsia" w:hAnsiTheme="majorHAnsi"/>
-      <w:b w:val="0"/>
-      <w:bCs w:val="0"/>
-      <w:color w:themeColor="accent1" w:themeShade="BF" w:val="365F91"/>
-    </w:rPr>
-  </w:style>
-  <w:style w:type="paragraph" w:customStyle="1" w:styleId="SourceCode">
-    <w:name w:val="Source Code"/>
-    <w:basedOn w:val="Normal"/>
-    <w:link w:val="VerbatimChar"/>
-    <w:pPr>
-      <w:wordWrap w:val="off"/>
-      <w:shd w:val="clear" w:fill="f1f3f5"/>
+    <w:rsid w:val="00322D32"/>
+    <w:pPr>
+      <w:spacing w:after="100"/>
     </w:pPr>
   </w:style>
   <w:style w:type="character" w:customStyle="1" w:styleId="KeywordTok">
     <w:name w:val="KeywordTok"/>
     <w:basedOn w:val="VerbatimChar"/>
     <w:rPr>
-      <w:b/>
-      <w:color w:val="003b4f"/>
-      <w:shd w:val="clear" w:fill="f1f3f5"/>
+      <w:color w:val="d73a49"/>
     </w:rPr>
   </w:style>
   <w:style w:type="character" w:customStyle="1" w:styleId="DataTypeTok">
     <w:name w:val="DataTypeTok"/>
     <w:basedOn w:val="VerbatimChar"/>
     <w:rPr>
-      <w:color w:val="ad0000"/>
-      <w:shd w:val="clear" w:fill="f1f3f5"/>
+      <w:color w:val="d73a49"/>
     </w:rPr>
   </w:style>
   <w:style w:type="character" w:customStyle="1" w:styleId="DecValTok">
     <w:name w:val="DecValTok"/>
     <w:basedOn w:val="VerbatimChar"/>
     <w:rPr>
-      <w:color w:val="ad0000"/>
-      <w:shd w:val="clear" w:fill="f1f3f5"/>
+      <w:color w:val="005cc5"/>
     </w:rPr>
   </w:style>
   <w:style w:type="character" w:customStyle="1" w:styleId="BaseNTok">
     <w:name w:val="BaseNTok"/>
     <w:basedOn w:val="VerbatimChar"/>
     <w:rPr>
-      <w:color w:val="ad0000"/>
-      <w:shd w:val="clear" w:fill="f1f3f5"/>
+      <w:color w:val="005cc5"/>
     </w:rPr>
   </w:style>
   <w:style w:type="character" w:customStyle="1" w:styleId="FloatTok">
     <w:name w:val="FloatTok"/>
     <w:basedOn w:val="VerbatimChar"/>
     <w:rPr>
-      <w:color w:val="ad0000"/>
-      <w:shd w:val="clear" w:fill="f1f3f5"/>
+      <w:color w:val="005cc5"/>
     </w:rPr>
   </w:style>
   <w:style w:type="character" w:customStyle="1" w:styleId="ConstantTok">
     <w:name w:val="ConstantTok"/>
     <w:basedOn w:val="VerbatimChar"/>
     <w:rPr>
-      <w:color w:val="8f5902"/>
-      <w:shd w:val="clear" w:fill="f1f3f5"/>
+      <w:color w:val="005cc5"/>
     </w:rPr>
   </w:style>
   <w:style w:type="character" w:customStyle="1" w:styleId="CharTok">
     <w:name w:val="CharTok"/>
     <w:basedOn w:val="VerbatimChar"/>
     <w:rPr>
-      <w:color w:val="20794d"/>
-      <w:shd w:val="clear" w:fill="f1f3f5"/>
+      <w:color w:val="032f62"/>
     </w:rPr>
   </w:style>
   <w:style w:type="character" w:customStyle="1" w:styleId="SpecialCharTok">
     <w:name w:val="SpecialCharTok"/>
     <w:basedOn w:val="VerbatimChar"/>
     <w:rPr>
-      <w:color w:val="5e5e5e"/>
-      <w:shd w:val="clear" w:fill="f1f3f5"/>
+      <w:color w:val="005cc5"/>
     </w:rPr>
   </w:style>
   <w:style w:type="character" w:customStyle="1" w:styleId="StringTok">
     <w:name w:val="StringTok"/>
     <w:basedOn w:val="VerbatimChar"/>
     <w:rPr>
-      <w:color w:val="20794d"/>
-      <w:shd w:val="clear" w:fill="f1f3f5"/>
+      <w:color w:val="032f62"/>
     </w:rPr>
   </w:style>
   <w:style w:type="character" w:customStyle="1" w:styleId="VerbatimStringTok">
     <w:name w:val="VerbatimStringTok"/>
     <w:basedOn w:val="VerbatimChar"/>
     <w:rPr>
-      <w:color w:val="20794d"/>
-      <w:shd w:val="clear" w:fill="f1f3f5"/>
+      <w:color w:val="032f62"/>
     </w:rPr>
   </w:style>
   <w:style w:type="character" w:customStyle="1" w:styleId="SpecialStringTok">
     <w:name w:val="SpecialStringTok"/>
     <w:basedOn w:val="VerbatimChar"/>
     <w:rPr>
-      <w:color w:val="20794d"/>
-      <w:shd w:val="clear" w:fill="f1f3f5"/>
+      <w:color w:val="032f62"/>
     </w:rPr>
   </w:style>
   <w:style w:type="character" w:customStyle="1" w:styleId="ImportTok">
     <w:name w:val="ImportTok"/>
     <w:basedOn w:val="VerbatimChar"/>
     <w:rPr>
-      <w:color w:val="00769e"/>
-      <w:shd w:val="clear" w:fill="f1f3f5"/>
+      <w:color w:val="032f62"/>
     </w:rPr>
   </w:style>
   <w:style w:type="character" w:customStyle="1" w:styleId="CommentTok">
     <w:name w:val="CommentTok"/>
     <w:basedOn w:val="VerbatimChar"/>
     <w:rPr>
-      <w:color w:val="5e5e5e"/>
-      <w:shd w:val="clear" w:fill="f1f3f5"/>
+      <w:color w:val="6a737d"/>
     </w:rPr>
   </w:style>
   <w:style w:type="character" w:customStyle="1" w:styleId="DocumentationTok">
     <w:name w:val="DocumentationTok"/>
     <w:basedOn w:val="VerbatimChar"/>
     <w:rPr>
-      <w:i/>
-      <w:color w:val="5e5e5e"/>
-      <w:shd w:val="clear" w:fill="f1f3f5"/>
+      <w:color w:val="6a737d"/>
     </w:rPr>
   </w:style>
   <w:style w:type="character" w:customStyle="1" w:styleId="AnnotationTok">
     <w:name w:val="AnnotationTok"/>
     <w:basedOn w:val="VerbatimChar"/>
     <w:rPr>
-      <w:color w:val="5e5e5e"/>
-      <w:shd w:val="clear" w:fill="f1f3f5"/>
+      <w:color w:val="6a737d"/>
     </w:rPr>
   </w:style>
   <w:style w:type="character" w:customStyle="1" w:styleId="CommentVarTok">
     <w:name w:val="CommentVarTok"/>
     <w:basedOn w:val="VerbatimChar"/>
     <w:rPr>
-      <w:i/>
-      <w:color w:val="5e5e5e"/>
-      <w:shd w:val="clear" w:fill="f1f3f5"/>
+      <w:color w:val="6a737d"/>
     </w:rPr>
   </w:style>
   <w:style w:type="character" w:customStyle="1" w:styleId="OtherTok">
     <w:name w:val="OtherTok"/>
     <w:basedOn w:val="VerbatimChar"/>
     <w:rPr>
-      <w:color w:val="003b4f"/>
-      <w:shd w:val="clear" w:fill="f1f3f5"/>
+      <w:color w:val="6f42c1"/>
     </w:rPr>
   </w:style>
   <w:style w:type="character" w:customStyle="1" w:styleId="FunctionTok">
     <w:name w:val="FunctionTok"/>
     <w:basedOn w:val="VerbatimChar"/>
     <w:rPr>
-      <w:color w:val="4758ab"/>
-      <w:shd w:val="clear" w:fill="f1f3f5"/>
+      <w:color w:val="6f42c1"/>
     </w:rPr>
   </w:style>
   <w:style w:type="character" w:customStyle="1" w:styleId="VariableTok">
     <w:name w:val="VariableTok"/>
     <w:basedOn w:val="VerbatimChar"/>
     <w:rPr>
-      <w:color w:val="111111"/>
-      <w:shd w:val="clear" w:fill="f1f3f5"/>
+      <w:color w:val="e36209"/>
     </w:rPr>
   </w:style>
   <w:style w:type="character" w:customStyle="1" w:styleId="ControlFlowTok">
     <w:name w:val="ControlFlowTok"/>
     <w:basedOn w:val="VerbatimChar"/>
     <w:rPr>
-      <w:b/>
-      <w:color w:val="003b4f"/>
-      <w:shd w:val="clear" w:fill="f1f3f5"/>
+      <w:color w:val="d73a49"/>
     </w:rPr>
   </w:style>
   <w:style w:type="character" w:customStyle="1" w:styleId="OperatorTok">
     <w:name w:val="OperatorTok"/>
     <w:basedOn w:val="VerbatimChar"/>
     <w:rPr>
-      <w:color w:val="5e5e5e"/>
-      <w:shd w:val="clear" w:fill="f1f3f5"/>
+      <w:color w:val="24292e"/>
     </w:rPr>
   </w:style>
   <w:style w:type="character" w:customStyle="1" w:styleId="BuiltInTok">
     <w:name w:val="BuiltInTok"/>
     <w:basedOn w:val="VerbatimChar"/>
     <w:rPr>
-      <w:color w:val="003b4f"/>
-      <w:shd w:val="clear" w:fill="f1f3f5"/>
+      <w:color w:val="d73a49"/>
     </w:rPr>
   </w:style>
   <w:style w:type="character" w:customStyle="1" w:styleId="ExtensionTok">
     <w:name w:val="ExtensionTok"/>
     <w:basedOn w:val="VerbatimChar"/>
     <w:rPr>
-      <w:color w:val="003b4f"/>
-      <w:shd w:val="clear" w:fill="f1f3f5"/>
+      <w:b/>
+      <w:color w:val="d73a49"/>
     </w:rPr>
   </w:style>
   <w:style w:type="character" w:customStyle="1" w:styleId="PreprocessorTok">
     <w:name w:val="PreprocessorTok"/>
     <w:basedOn w:val="VerbatimChar"/>
     <w:rPr>
-      <w:color w:val="ad0000"/>
-      <w:shd w:val="clear" w:fill="f1f3f5"/>
+      <w:color w:val="d73a49"/>
     </w:rPr>
   </w:style>
   <w:style w:type="character" w:customStyle="1" w:styleId="AttributeTok">
     <w:name w:val="AttributeTok"/>
     <w:basedOn w:val="VerbatimChar"/>
     <w:rPr>
-      <w:color w:val="657422"/>
-      <w:shd w:val="clear" w:fill="f1f3f5"/>
+      <w:color w:val="d73a49"/>
     </w:rPr>
   </w:style>
   <w:style w:type="character" w:customStyle="1" w:styleId="RegionMarkerTok">
     <w:name w:val="RegionMarkerTok"/>
     <w:basedOn w:val="VerbatimChar"/>
     <w:rPr>
-      <w:color w:val="003b4f"/>
-      <w:shd w:val="clear" w:fill="f1f3f5"/>
+      <w:color w:val="6a737d"/>
     </w:rPr>
   </w:style>
   <w:style w:type="character" w:customStyle="1" w:styleId="InformationTok">
     <w:name w:val="InformationTok"/>
     <w:basedOn w:val="VerbatimChar"/>
     <w:rPr>
-      <w:color w:val="5e5e5e"/>
-      <w:shd w:val="clear" w:fill="f1f3f5"/>
+      <w:color w:val="6a737d"/>
     </w:rPr>
   </w:style>
   <w:style w:type="character" w:customStyle="1" w:styleId="WarningTok">
     <w:name w:val="WarningTok"/>
     <w:basedOn w:val="VerbatimChar"/>
     <w:rPr>
-      <w:i/>
-      <w:color w:val="5e5e5e"/>
-      <w:shd w:val="clear" w:fill="f1f3f5"/>
+      <w:color w:val="ff5555"/>
     </w:rPr>
   </w:style>
   <w:style w:type="character" w:customStyle="1" w:styleId="AlertTok">
     <w:name w:val="AlertTok"/>
     <w:basedOn w:val="VerbatimChar"/>
     <w:rPr>
-      <w:color w:val="ad0000"/>
-      <w:shd w:val="clear" w:fill="f1f3f5"/>
+      <w:b/>
+      <w:color w:val="ff5555"/>
     </w:rPr>
   </w:style>
   <w:style w:type="character" w:customStyle="1" w:styleId="ErrorTok">
     <w:name w:val="ErrorTok"/>
     <w:basedOn w:val="VerbatimChar"/>
     <w:rPr>
-      <w:color w:val="ad0000"/>
-      <w:shd w:val="clear" w:fill="f1f3f5"/>
+      <w:color w:val="ff5555"/>
+      <w:u/>
     </w:rPr>
   </w:style>
   <w:style w:type="character" w:customStyle="1" w:styleId="NormalTok">
     <w:name w:val="NormalTok"/>
     <w:basedOn w:val="VerbatimChar"/>
     <w:rPr>
-      <w:color w:val="003b4f"/>
-      <w:shd w:val="clear" w:fill="f1f3f5"/>
+      <w:color w:val="24292e"/>
     </w:rPr>
   </w:style>
 </w:styles>
@@ -1167,7 +1487,7 @@
         <a:latin typeface="Aptos" panose="02110004020202020204"/>
         <a:ea typeface=""/>
         <a:cs typeface=""/>
-        <a:font script="Jpan" typeface="游明朝"/>
+        <a:font script="Jpan" typeface="游ゴシック"/>
         <a:font script="Hang" typeface="맑은 고딕"/>
         <a:font script="Hans" typeface="等线"/>
         <a:font script="Hant" typeface="新細明體"/>
@@ -1358,7 +1678,7 @@
   <a:extraClrSchemeLst/>
   <a:extLst>
     <a:ext uri="{05A4C25C-085E-4340-85A3-A5531E510DB2}">
-      <thm15:themeFamily xmlns:thm15="http://schemas.microsoft.com/office/thememl/2012/main" name="Office Theme" id="{2E142A2C-CD16-42D6-873A-C26D2A0506FA}" vid="{1BDDFF52-6CD6-40A5-AB3C-68EB2F1E4D0A}"/>
+      <thm15:themeFamily xmlns:thm15="http://schemas.microsoft.com/office/thememl/2012/main" name="Office Theme" id="{62F939B6-93AF-4DB8-9C6B-D6C7DFDC589F}" vid="{4A3C46E8-61CC-4603-A589-7422A47A8E4A}"/>
     </a:ext>
   </a:extLst>
 </a:theme>

--- a/docs/lectures/lecture_05/05_lecture_powerpoint.docx
+++ b/docs/lectures/lecture_05/05_lecture_powerpoint.docx
@@ -7,7 +7,15 @@
         <w:pStyle w:val="Title"/>
       </w:pPr>
       <w:r>
-        <w:t xml:space="preserve">Lecture 05: Regression Analysis</w:t>
+        <w:t xml:space="preserve">Lecture 05 — Linear Regression</w:t>
+      </w:r>
+    </w:p>
+    <w:p>
+      <w:pPr>
+        <w:pStyle w:val="Subtitle"/>
+      </w:pPr>
+      <w:r>
+        <w:t xml:space="preserve">Predicting leaf area from paper tracing mass (Whitlock &amp; Schluter Ch. 17)</w:t>
       </w:r>
     </w:p>
     <w:p>
@@ -16,6 +24,14 @@
       </w:pPr>
       <w:r>
         <w:t xml:space="preserve">Bill Perry</w:t>
+      </w:r>
+    </w:p>
+    <w:p>
+      <w:pPr>
+        <w:pStyle w:val="Date"/>
+      </w:pPr>
+      <w:r>
+        <w:t xml:space="preserve">2026-06-28</w:t>
       </w:r>
     </w:p>
     <w:bookmarkStart w:id="12" w:name="where-we-left-off-lecture-04"/>
@@ -643,6 +659,33 @@
         <w:t xml:space="preserve">to make predictions with intervals</w:t>
       </w:r>
     </w:p>
+    <w:p>
+      <w:pPr>
+        <w:pStyle w:val="Compact"/>
+        <w:numPr>
+          <w:ilvl w:val="0"/>
+          <w:numId w:val="1003"/>
+        </w:numPr>
+      </w:pPr>
+      <w:r>
+        <w:t xml:space="preserve">Use</w:t>
+      </w:r>
+      <w:r>
+        <w:t xml:space="preserve"> </w:t>
+      </w:r>
+      <w:r>
+        <w:rPr>
+          <w:rStyle w:val="VerbatimChar"/>
+        </w:rPr>
+        <w:t xml:space="preserve">mutate()</w:t>
+      </w:r>
+      <w:r>
+        <w:t xml:space="preserve"> </w:t>
+      </w:r>
+      <w:r>
+        <w:t xml:space="preserve">to add model results to a data frame</w:t>
+      </w:r>
+    </w:p>
     <w:tbl>
       <w:tblPr>
         <w:tblStyle w:val="Table"/>
@@ -955,24 +998,6 @@
         </w:rPr>
         <w:t xml:space="preserve">_model</w:t>
       </w:r>
-      <w:r>
-        <w:t xml:space="preserve"> </w:t>
-      </w:r>
-      <w:r>
-        <w:t xml:space="preserve">(e.g.,</w:t>
-      </w:r>
-      <w:r>
-        <w:t xml:space="preserve"> </w:t>
-      </w:r>
-      <w:r>
-        <w:rPr>
-          <w:rStyle w:val="VerbatimChar"/>
-        </w:rPr>
-        <w:t xml:space="preserve">paper_lm_model</w:t>
-      </w:r>
-      <w:r>
-        <w:t xml:space="preserve">)</w:t>
-      </w:r>
     </w:p>
     <w:p>
       <w:pPr>
@@ -1438,7 +1463,7 @@
         <w:pStyle w:val="BodyText"/>
       </w:pPr>
       <w:r>
-        <w:t xml:space="preserve">📖 W&amp;S §17.1, Example 17.1 (lion nose pigmentation as age predictor uses the same logic: measure X, predict Y)</w:t>
+        <w:t xml:space="preserve">📖 W&amp;S §17.1, Example 17.1 (the same logic: measure X to predict Y)</w:t>
       </w:r>
     </w:p>
     <w:bookmarkEnd w:id="17"/>
@@ -3347,7 +3372,7 @@
         <w:pStyle w:val="BodyText"/>
       </w:pPr>
       <w:r>
-        <w:t xml:space="preserve">A significant slope with a low R² is possible (weak but real relationship). A high R² with a non-significant slope is not possible with large n.</w:t>
+        <w:t xml:space="preserve">A significant slope with a low R² is possible (weak but real relationship). In biology, R² values of 0.3–0.7 are common and meaningful.</w:t>
       </w:r>
     </w:p>
     <w:bookmarkEnd w:id="21"/>
@@ -3537,7 +3562,7 @@
               <w:t xml:space="preserve"> </w:t>
             </w:r>
             <w:r>
-              <w:t xml:space="preserve">(homoscedasticity) — spread of residuals is constant across fitted values</w:t>
+              <w:t xml:space="preserve">— spread of residuals is constant</w:t>
             </w:r>
           </w:p>
         </w:tc>
@@ -3780,7 +3805,7 @@
         <w:rPr>
           <w:rStyle w:val="CommentTok"/>
         </w:rPr>
-        <w:t xml:space="preserve"># Load packages — always at the top of the script ----------</w:t>
+        <w:t xml:space="preserve"># Load packages at the top of the script ---------------</w:t>
       </w:r>
       <w:r>
         <w:br/>
@@ -3854,7 +3879,7 @@
         <w:rPr>
           <w:rStyle w:val="CommentTok"/>
         </w:rPr>
-        <w:t xml:space="preserve"># Load the paper calibration data -------------------------</w:t>
+        <w:t xml:space="preserve"># Load the paper calibration data ----------------------</w:t>
       </w:r>
       <w:r>
         <w:br/>
@@ -4067,7 +4092,7 @@
         <w:rPr>
           <w:rStyle w:val="CommentTok"/>
         </w:rPr>
-        <w:t xml:space="preserve"># Quick overview of the calibration data ------------------</w:t>
+        <w:t xml:space="preserve"># Quick overview of the calibration data ---------------</w:t>
       </w:r>
       <w:r>
         <w:br/>
@@ -4747,7 +4772,7 @@
         <w:rPr>
           <w:rStyle w:val="CommentTok"/>
         </w:rPr>
-        <w:t xml:space="preserve"># How many squares per area group? -----------------------</w:t>
+        <w:t xml:space="preserve"># How many squares per area group? --------------------</w:t>
       </w:r>
       <w:r>
         <w:br/>
@@ -4825,7 +4850,7 @@
         <w:rPr>
           <w:rStyle w:val="AttributeTok"/>
         </w:rPr>
-        <w:t xml:space="preserve">n        =</w:t>
+        <w:t xml:space="preserve">n       =</w:t>
       </w:r>
       <w:r>
         <w:rPr>
@@ -4858,7 +4883,7 @@
         <w:rPr>
           <w:rStyle w:val="AttributeTok"/>
         </w:rPr>
-        <w:t xml:space="preserve">mean_wt  =</w:t>
+        <w:t xml:space="preserve">mean_wt =</w:t>
       </w:r>
       <w:r>
         <w:rPr>
@@ -5049,16 +5074,16 @@
         <w:rPr>
           <w:rStyle w:val="CommentTok"/>
         </w:rPr>
-        <w:t xml:space="preserve"># Scatter plot of area vs mass to check linearity --------</w:t>
-      </w:r>
-      <w:r>
-        <w:br/>
-      </w:r>
-      <w:r>
-        <w:rPr>
-          <w:rStyle w:val="NormalTok"/>
-        </w:rPr>
-        <w:t xml:space="preserve">scatter_09_plot </w:t>
+        <w:t xml:space="preserve"># Scatter plot of area vs mass to check linearity -----</w:t>
+      </w:r>
+      <w:r>
+        <w:br/>
+      </w:r>
+      <w:r>
+        <w:rPr>
+          <w:rStyle w:val="NormalTok"/>
+        </w:rPr>
+        <w:t xml:space="preserve">scatter_05_plot </w:t>
       </w:r>
       <w:r>
         <w:rPr>
@@ -5376,7 +5401,7 @@
         <w:rPr>
           <w:rStyle w:val="NormalTok"/>
         </w:rPr>
-        <w:t xml:space="preserve">scatter_09_plot</w:t>
+        <w:t xml:space="preserve">scatter_05_plot</w:t>
       </w:r>
     </w:p>
     <w:p>
@@ -5393,7 +5418,7 @@
               <a:graphicData uri="http://schemas.openxmlformats.org/drawingml/2006/picture">
                 <pic:pic>
                   <pic:nvPicPr>
-                    <pic:cNvPr descr="05_lecture_powerpoint_files/figure-docx/scatter-raw-1.png" id="32" name="Picture"/>
+                    <pic:cNvPr descr="05_lecture_powerpoint_files/figure-docx/scatter-raw-05-1.png" id="32" name="Picture"/>
                     <pic:cNvPicPr>
                       <a:picLocks noChangeArrowheads="1" noChangeAspect="1"/>
                     </pic:cNvPicPr>
@@ -5556,7 +5581,7 @@
         <w:rPr>
           <w:rStyle w:val="CommentTok"/>
         </w:rPr>
-        <w:t xml:space="preserve"># Fit the least-squares regression line ------------------</w:t>
+        <w:t xml:space="preserve"># Fit the least-squares regression line ---------------</w:t>
       </w:r>
       <w:r>
         <w:br/>
@@ -5633,7 +5658,7 @@
         <w:rPr>
           <w:rStyle w:val="CommentTok"/>
         </w:rPr>
-        <w:t xml:space="preserve"># Full model summary — every number matters --------------</w:t>
+        <w:t xml:space="preserve"># Full model summary — every number matters -----------</w:t>
       </w:r>
       <w:r>
         <w:br/>
@@ -6041,7 +6066,7 @@
         <w:rPr>
           <w:rStyle w:val="CommentTok"/>
         </w:rPr>
-        <w:t xml:space="preserve"># Extract the key numbers from the model -----------------</w:t>
+        <w:t xml:space="preserve"># Extract the key numbers from the model --------------</w:t>
       </w:r>
       <w:r>
         <w:br/>
@@ -6607,7 +6632,7 @@
         <w:rPr>
           <w:rStyle w:val="CommentTok"/>
         </w:rPr>
-        <w:t xml:space="preserve"># Extract R-squared and build the equation label ---------</w:t>
+        <w:t xml:space="preserve"># Extract R-squared and build the equation label ------</w:t>
       </w:r>
       <w:r>
         <w:br/>
@@ -7113,18 +7138,6 @@
         <w:t xml:space="preserve">📖 W&amp;S §17.4 p. 555</w:t>
       </w:r>
     </w:p>
-    <w:p>
-      <w:pPr>
-        <w:pStyle w:val="BlockText"/>
-      </w:pPr>
-      <w:r>
-        <w:rPr>
-          <w:i/>
-          <w:iCs/>
-        </w:rPr>
-        <w:t xml:space="preserve">“R² is a measure of the fit of the line to data.”</w:t>
-      </w:r>
-    </w:p>
     <w:bookmarkEnd w:id="36"/>
     <w:bookmarkStart w:id="40" w:name="plot-the-calibration-curve"/>
     <w:p>
@@ -7143,7 +7156,7 @@
         <w:rPr>
           <w:rStyle w:val="CommentTok"/>
         </w:rPr>
-        <w:t xml:space="preserve"># Calibration curve with regression line and 95% CI band -</w:t>
+        <w:t xml:space="preserve"># Calibration curve with regression line + 95% CI band</w:t>
       </w:r>
       <w:r>
         <w:br/>
@@ -7778,7 +7791,7 @@
               <a:graphicData uri="http://schemas.openxmlformats.org/drawingml/2006/picture">
                 <pic:pic>
                   <pic:nvPicPr>
-                    <pic:cNvPr descr="05_lecture_powerpoint_files/figure-docx/calibration-line-plot-1.png" id="39" name="Picture"/>
+                    <pic:cNvPr descr="05_lecture_powerpoint_files/figure-docx/calibration-line-plot-05-1.png" id="39" name="Picture"/>
                     <pic:cNvPicPr>
                       <a:picLocks noChangeArrowheads="1" noChangeAspect="1"/>
                     </pic:cNvPicPr>
@@ -7915,7 +7928,25 @@
         <w:rPr>
           <w:rStyle w:val="CommentTok"/>
         </w:rPr>
-        <w:t xml:space="preserve"># Add fitted values and residuals to the data frame ------</w:t>
+        <w:t xml:space="preserve"># mutate() adds new columns to the data frame ----------</w:t>
+      </w:r>
+      <w:r>
+        <w:br/>
+      </w:r>
+      <w:r>
+        <w:rPr>
+          <w:rStyle w:val="CommentTok"/>
+        </w:rPr>
+        <w:t xml:space="preserve"># Here we add the model's fitted values and residuals</w:t>
+      </w:r>
+      <w:r>
+        <w:br/>
+      </w:r>
+      <w:r>
+        <w:rPr>
+          <w:rStyle w:val="CommentTok"/>
+        </w:rPr>
+        <w:t xml:space="preserve"># so we can plot them — recall mutate() from Lecture 03!</w:t>
       </w:r>
       <w:r>
         <w:br/>
@@ -8414,7 +8445,7 @@
               <a:graphicData uri="http://schemas.openxmlformats.org/drawingml/2006/picture">
                 <pic:pic>
                   <pic:nvPicPr>
-                    <pic:cNvPr descr="05_lecture_powerpoint_files/figure-docx/resid-vs-fitted-1.png" id="43" name="Picture"/>
+                    <pic:cNvPr descr="05_lecture_powerpoint_files/figure-docx/resid-vs-fitted-05-1.png" id="43" name="Picture"/>
                     <pic:cNvPicPr>
                       <a:picLocks noChangeArrowheads="1" noChangeAspect="1"/>
                     </pic:cNvPicPr>
@@ -8655,7 +8686,7 @@
         <w:rPr>
           <w:rStyle w:val="CommentTok"/>
         </w:rPr>
-        <w:t xml:space="preserve"># QQ plot of residuals — checks normality assumption -----</w:t>
+        <w:t xml:space="preserve"># QQ plot of residuals — checks normality assumption --</w:t>
       </w:r>
       <w:r>
         <w:br/>
@@ -9014,7 +9045,7 @@
               <a:graphicData uri="http://schemas.openxmlformats.org/drawingml/2006/picture">
                 <pic:pic>
                   <pic:nvPicPr>
-                    <pic:cNvPr descr="05_lecture_powerpoint_files/figure-docx/qq-resid-09-1.png" id="49" name="Picture"/>
+                    <pic:cNvPr descr="05_lecture_powerpoint_files/figure-docx/qq-resid-05-1.png" id="49" name="Picture"/>
                     <pic:cNvPicPr>
                       <a:picLocks noChangeArrowheads="1" noChangeAspect="1"/>
                     </pic:cNvPicPr>
@@ -9055,7 +9086,7 @@
         <w:rPr>
           <w:rStyle w:val="CommentTok"/>
         </w:rPr>
-        <w:t xml:space="preserve"># Shapiro-Wilk test on residuals — formal normality test -</w:t>
+        <w:t xml:space="preserve"># Shapiro-Wilk test on residuals — NOT on raw data ---</w:t>
       </w:r>
       <w:r>
         <w:br/>
@@ -9230,7 +9261,7 @@
         <w:rPr>
           <w:rStyle w:val="CommentTok"/>
         </w:rPr>
-        <w:t xml:space="preserve"># Plug tracing masses directly into the calibration line -</w:t>
+        <w:t xml:space="preserve"># Plug tracing masses into the calibration line -------</w:t>
       </w:r>
       <w:r>
         <w:br/>
@@ -9918,7 +9949,7 @@
         <w:rPr>
           <w:rStyle w:val="CommentTok"/>
         </w:rPr>
-        <w:t xml:space="preserve"># predict() gives uncertainty around each prediction -----</w:t>
+        <w:t xml:space="preserve"># predict() gives uncertainty around predictions ------</w:t>
       </w:r>
       <w:r>
         <w:br/>
@@ -10521,7 +10552,7 @@
         <w:rPr>
           <w:rStyle w:val="CommentTok"/>
         </w:rPr>
-        <w:t xml:space="preserve"># Pull reporting values from the model -------------------</w:t>
+        <w:t xml:space="preserve"># Pull reporting values from the model ----------------</w:t>
       </w:r>
       <w:r>
         <w:br/>
@@ -11192,6 +11223,103 @@
         <w:rPr>
           <w:rStyle w:val="NormalTok"/>
         </w:rPr>
+        <w:t xml:space="preserve">,</w:t>
+      </w:r>
+      <w:r>
+        <w:br/>
+      </w:r>
+      <w:r>
+        <w:rPr>
+          <w:rStyle w:val="NormalTok"/>
+        </w:rPr>
+        <w:t xml:space="preserve">    </w:t>
+      </w:r>
+      <w:r>
+        <w:rPr>
+          <w:rStyle w:val="FunctionTok"/>
+        </w:rPr>
+        <w:t xml:space="preserve">round</w:t>
+      </w:r>
+      <w:r>
+        <w:rPr>
+          <w:rStyle w:val="NormalTok"/>
+        </w:rPr>
+        <w:t xml:space="preserve">(a_intercept, </w:t>
+      </w:r>
+      <w:r>
+        <w:rPr>
+          <w:rStyle w:val="DecValTok"/>
+        </w:rPr>
+        <w:t xml:space="preserve">3</w:t>
+      </w:r>
+      <w:r>
+        <w:rPr>
+          <w:rStyle w:val="NormalTok"/>
+        </w:rPr>
+        <w:t xml:space="preserve">), </w:t>
+      </w:r>
+      <w:r>
+        <w:rPr>
+          <w:rStyle w:val="StringTok"/>
+        </w:rPr>
+        <w:t xml:space="preserve">"cm²</w:t>
+      </w:r>
+      <w:r>
+        <w:rPr>
+          <w:rStyle w:val="SpecialCharTok"/>
+        </w:rPr>
+        <w:t xml:space="preserve">\n</w:t>
+      </w:r>
+      <w:r>
+        <w:rPr>
+          <w:rStyle w:val="StringTok"/>
+        </w:rPr>
+        <w:t xml:space="preserve">"</w:t>
+      </w:r>
+      <w:r>
+        <w:rPr>
+          <w:rStyle w:val="NormalTok"/>
+        </w:rPr>
+        <w:t xml:space="preserve">)</w:t>
+      </w:r>
+    </w:p>
+    <w:p>
+      <w:pPr>
+        <w:pStyle w:val="SourceCode"/>
+      </w:pPr>
+      <w:r>
+        <w:rPr>
+          <w:rStyle w:val="VerbatimChar"/>
+        </w:rPr>
+        <w:t xml:space="preserve">  area = 130.52 × mass + 0.279 cm²</w:t>
+      </w:r>
+    </w:p>
+    <w:p>
+      <w:pPr>
+        <w:pStyle w:val="SourceCode"/>
+      </w:pPr>
+      <w:r>
+        <w:rPr>
+          <w:rStyle w:val="FunctionTok"/>
+        </w:rPr>
+        <w:t xml:space="preserve">cat</w:t>
+      </w:r>
+      <w:r>
+        <w:rPr>
+          <w:rStyle w:val="NormalTok"/>
+        </w:rPr>
+        <w:t xml:space="preserve">(</w:t>
+      </w:r>
+      <w:r>
+        <w:rPr>
+          <w:rStyle w:val="StringTok"/>
+        </w:rPr>
+        <w:t xml:space="preserve">"(slope 95% CI:"</w:t>
+      </w:r>
+      <w:r>
+        <w:rPr>
+          <w:rStyle w:val="NormalTok"/>
+        </w:rPr>
         <w:t xml:space="preserve">, </w:t>
       </w:r>
       <w:r>
@@ -11204,13 +11332,130 @@
         <w:rPr>
           <w:rStyle w:val="NormalTok"/>
         </w:rPr>
-        <w:t xml:space="preserve">(a_intercept, </w:t>
+        <w:t xml:space="preserve">(</w:t>
+      </w:r>
+      <w:r>
+        <w:rPr>
+          <w:rStyle w:val="FunctionTok"/>
+        </w:rPr>
+        <w:t xml:space="preserve">confint</w:t>
+      </w:r>
+      <w:r>
+        <w:rPr>
+          <w:rStyle w:val="NormalTok"/>
+        </w:rPr>
+        <w:t xml:space="preserve">(paper_lm_model)[</w:t>
       </w:r>
       <w:r>
         <w:rPr>
           <w:rStyle w:val="DecValTok"/>
         </w:rPr>
-        <w:t xml:space="preserve">3</w:t>
+        <w:t xml:space="preserve">2</w:t>
+      </w:r>
+      <w:r>
+        <w:rPr>
+          <w:rStyle w:val="NormalTok"/>
+        </w:rPr>
+        <w:t xml:space="preserve">,</w:t>
+      </w:r>
+      <w:r>
+        <w:rPr>
+          <w:rStyle w:val="DecValTok"/>
+        </w:rPr>
+        <w:t xml:space="preserve">1</w:t>
+      </w:r>
+      <w:r>
+        <w:rPr>
+          <w:rStyle w:val="NormalTok"/>
+        </w:rPr>
+        <w:t xml:space="preserve">], </w:t>
+      </w:r>
+      <w:r>
+        <w:rPr>
+          <w:rStyle w:val="DecValTok"/>
+        </w:rPr>
+        <w:t xml:space="preserve">2</w:t>
+      </w:r>
+      <w:r>
+        <w:rPr>
+          <w:rStyle w:val="NormalTok"/>
+        </w:rPr>
+        <w:t xml:space="preserve">),</w:t>
+      </w:r>
+      <w:r>
+        <w:br/>
+      </w:r>
+      <w:r>
+        <w:rPr>
+          <w:rStyle w:val="NormalTok"/>
+        </w:rPr>
+        <w:t xml:space="preserve">    </w:t>
+      </w:r>
+      <w:r>
+        <w:rPr>
+          <w:rStyle w:val="StringTok"/>
+        </w:rPr>
+        <w:t xml:space="preserve">"to"</w:t>
+      </w:r>
+      <w:r>
+        <w:rPr>
+          <w:rStyle w:val="NormalTok"/>
+        </w:rPr>
+        <w:t xml:space="preserve">, </w:t>
+      </w:r>
+      <w:r>
+        <w:rPr>
+          <w:rStyle w:val="FunctionTok"/>
+        </w:rPr>
+        <w:t xml:space="preserve">round</w:t>
+      </w:r>
+      <w:r>
+        <w:rPr>
+          <w:rStyle w:val="NormalTok"/>
+        </w:rPr>
+        <w:t xml:space="preserve">(</w:t>
+      </w:r>
+      <w:r>
+        <w:rPr>
+          <w:rStyle w:val="FunctionTok"/>
+        </w:rPr>
+        <w:t xml:space="preserve">confint</w:t>
+      </w:r>
+      <w:r>
+        <w:rPr>
+          <w:rStyle w:val="NormalTok"/>
+        </w:rPr>
+        <w:t xml:space="preserve">(paper_lm_model)[</w:t>
+      </w:r>
+      <w:r>
+        <w:rPr>
+          <w:rStyle w:val="DecValTok"/>
+        </w:rPr>
+        <w:t xml:space="preserve">2</w:t>
+      </w:r>
+      <w:r>
+        <w:rPr>
+          <w:rStyle w:val="NormalTok"/>
+        </w:rPr>
+        <w:t xml:space="preserve">,</w:t>
+      </w:r>
+      <w:r>
+        <w:rPr>
+          <w:rStyle w:val="DecValTok"/>
+        </w:rPr>
+        <w:t xml:space="preserve">2</w:t>
+      </w:r>
+      <w:r>
+        <w:rPr>
+          <w:rStyle w:val="NormalTok"/>
+        </w:rPr>
+        <w:t xml:space="preserve">], </w:t>
+      </w:r>
+      <w:r>
+        <w:rPr>
+          <w:rStyle w:val="DecValTok"/>
+        </w:rPr>
+        <w:t xml:space="preserve">2</w:t>
       </w:r>
       <w:r>
         <w:rPr>
@@ -11222,7 +11467,7 @@
         <w:rPr>
           <w:rStyle w:val="StringTok"/>
         </w:rPr>
-        <w:t xml:space="preserve">"cm²</w:t>
+        <w:t xml:space="preserve">"cm²/g)</w:t>
       </w:r>
       <w:r>
         <w:rPr>
@@ -11251,212 +11496,7 @@
         <w:rPr>
           <w:rStyle w:val="VerbatimChar"/>
         </w:rPr>
-        <w:t xml:space="preserve">  area = 130.52 × mass + 0.279 cm²</w:t>
-      </w:r>
-    </w:p>
-    <w:p>
-      <w:pPr>
-        <w:pStyle w:val="SourceCode"/>
-      </w:pPr>
-      <w:r>
-        <w:rPr>
-          <w:rStyle w:val="FunctionTok"/>
-        </w:rPr>
-        <w:t xml:space="preserve">cat</w:t>
-      </w:r>
-      <w:r>
-        <w:rPr>
-          <w:rStyle w:val="NormalTok"/>
-        </w:rPr>
-        <w:t xml:space="preserve">(</w:t>
-      </w:r>
-      <w:r>
-        <w:rPr>
-          <w:rStyle w:val="StringTok"/>
-        </w:rPr>
-        <w:t xml:space="preserve">"(slope 95% CI: "</w:t>
-      </w:r>
-      <w:r>
-        <w:rPr>
-          <w:rStyle w:val="NormalTok"/>
-        </w:rPr>
-        <w:t xml:space="preserve">, </w:t>
-      </w:r>
-      <w:r>
-        <w:rPr>
-          <w:rStyle w:val="FunctionTok"/>
-        </w:rPr>
-        <w:t xml:space="preserve">round</w:t>
-      </w:r>
-      <w:r>
-        <w:rPr>
-          <w:rStyle w:val="NormalTok"/>
-        </w:rPr>
-        <w:t xml:space="preserve">(</w:t>
-      </w:r>
-      <w:r>
-        <w:rPr>
-          <w:rStyle w:val="FunctionTok"/>
-        </w:rPr>
-        <w:t xml:space="preserve">confint</w:t>
-      </w:r>
-      <w:r>
-        <w:rPr>
-          <w:rStyle w:val="NormalTok"/>
-        </w:rPr>
-        <w:t xml:space="preserve">(paper_lm_model)[</w:t>
-      </w:r>
-      <w:r>
-        <w:rPr>
-          <w:rStyle w:val="DecValTok"/>
-        </w:rPr>
-        <w:t xml:space="preserve">2</w:t>
-      </w:r>
-      <w:r>
-        <w:rPr>
-          <w:rStyle w:val="NormalTok"/>
-        </w:rPr>
-        <w:t xml:space="preserve">,</w:t>
-      </w:r>
-      <w:r>
-        <w:rPr>
-          <w:rStyle w:val="DecValTok"/>
-        </w:rPr>
-        <w:t xml:space="preserve">1</w:t>
-      </w:r>
-      <w:r>
-        <w:rPr>
-          <w:rStyle w:val="NormalTok"/>
-        </w:rPr>
-        <w:t xml:space="preserve">], </w:t>
-      </w:r>
-      <w:r>
-        <w:rPr>
-          <w:rStyle w:val="DecValTok"/>
-        </w:rPr>
-        <w:t xml:space="preserve">2</w:t>
-      </w:r>
-      <w:r>
-        <w:rPr>
-          <w:rStyle w:val="NormalTok"/>
-        </w:rPr>
-        <w:t xml:space="preserve">),</w:t>
-      </w:r>
-      <w:r>
-        <w:br/>
-      </w:r>
-      <w:r>
-        <w:rPr>
-          <w:rStyle w:val="NormalTok"/>
-        </w:rPr>
-        <w:t xml:space="preserve">    </w:t>
-      </w:r>
-      <w:r>
-        <w:rPr>
-          <w:rStyle w:val="StringTok"/>
-        </w:rPr>
-        <w:t xml:space="preserve">"to"</w:t>
-      </w:r>
-      <w:r>
-        <w:rPr>
-          <w:rStyle w:val="NormalTok"/>
-        </w:rPr>
-        <w:t xml:space="preserve">, </w:t>
-      </w:r>
-      <w:r>
-        <w:rPr>
-          <w:rStyle w:val="FunctionTok"/>
-        </w:rPr>
-        <w:t xml:space="preserve">round</w:t>
-      </w:r>
-      <w:r>
-        <w:rPr>
-          <w:rStyle w:val="NormalTok"/>
-        </w:rPr>
-        <w:t xml:space="preserve">(</w:t>
-      </w:r>
-      <w:r>
-        <w:rPr>
-          <w:rStyle w:val="FunctionTok"/>
-        </w:rPr>
-        <w:t xml:space="preserve">confint</w:t>
-      </w:r>
-      <w:r>
-        <w:rPr>
-          <w:rStyle w:val="NormalTok"/>
-        </w:rPr>
-        <w:t xml:space="preserve">(paper_lm_model)[</w:t>
-      </w:r>
-      <w:r>
-        <w:rPr>
-          <w:rStyle w:val="DecValTok"/>
-        </w:rPr>
-        <w:t xml:space="preserve">2</w:t>
-      </w:r>
-      <w:r>
-        <w:rPr>
-          <w:rStyle w:val="NormalTok"/>
-        </w:rPr>
-        <w:t xml:space="preserve">,</w:t>
-      </w:r>
-      <w:r>
-        <w:rPr>
-          <w:rStyle w:val="DecValTok"/>
-        </w:rPr>
-        <w:t xml:space="preserve">2</w:t>
-      </w:r>
-      <w:r>
-        <w:rPr>
-          <w:rStyle w:val="NormalTok"/>
-        </w:rPr>
-        <w:t xml:space="preserve">], </w:t>
-      </w:r>
-      <w:r>
-        <w:rPr>
-          <w:rStyle w:val="DecValTok"/>
-        </w:rPr>
-        <w:t xml:space="preserve">2</w:t>
-      </w:r>
-      <w:r>
-        <w:rPr>
-          <w:rStyle w:val="NormalTok"/>
-        </w:rPr>
-        <w:t xml:space="preserve">), </w:t>
-      </w:r>
-      <w:r>
-        <w:rPr>
-          <w:rStyle w:val="StringTok"/>
-        </w:rPr>
-        <w:t xml:space="preserve">"cm²/g)</w:t>
-      </w:r>
-      <w:r>
-        <w:rPr>
-          <w:rStyle w:val="SpecialCharTok"/>
-        </w:rPr>
-        <w:t xml:space="preserve">\n</w:t>
-      </w:r>
-      <w:r>
-        <w:rPr>
-          <w:rStyle w:val="StringTok"/>
-        </w:rPr>
-        <w:t xml:space="preserve">"</w:t>
-      </w:r>
-      <w:r>
-        <w:rPr>
-          <w:rStyle w:val="NormalTok"/>
-        </w:rPr>
-        <w:t xml:space="preserve">)</w:t>
-      </w:r>
-    </w:p>
-    <w:p>
-      <w:pPr>
-        <w:pStyle w:val="SourceCode"/>
-      </w:pPr>
-      <w:r>
-        <w:rPr>
-          <w:rStyle w:val="VerbatimChar"/>
-        </w:rPr>
-        <w:t xml:space="preserve">(slope 95% CI:  130.23 to 130.82 cm²/g)</w:t>
+        <w:t xml:space="preserve">(slope 95% CI: 130.23 to 130.82 cm²/g)</w:t>
       </w:r>
     </w:p>
     <w:p>
@@ -11498,7 +11538,7 @@
         <w:t xml:space="preserve"> </w:t>
       </w:r>
       <w:r>
-        <w:t xml:space="preserve">- F-statistic and both df (or t and df for slope test)</w:t>
+        <w:t xml:space="preserve">- F-statistic and both df</w:t>
       </w:r>
       <w:r>
         <w:t xml:space="preserve"> </w:t>
@@ -11550,7 +11590,7 @@
         <w:t xml:space="preserve"> </w:t>
       </w:r>
       <w:r>
-        <w:t xml:space="preserve">- The actual equation with slope and intercept</w:t>
+        <w:t xml:space="preserve">- The actual equation</w:t>
       </w:r>
       <w:r>
         <w:t xml:space="preserve"> </w:t>
@@ -11873,6 +11913,57 @@
       </w:r>
       <w:r>
         <w:t xml:space="preserve">— pull model components</w:t>
+      </w:r>
+    </w:p>
+    <w:p>
+      <w:pPr>
+        <w:pStyle w:val="Compact"/>
+        <w:numPr>
+          <w:ilvl w:val="0"/>
+          <w:numId w:val="1016"/>
+        </w:numPr>
+      </w:pPr>
+      <w:r>
+        <w:rPr>
+          <w:rStyle w:val="VerbatimChar"/>
+        </w:rPr>
+        <w:t xml:space="preserve">mutate()</w:t>
+      </w:r>
+      <w:r>
+        <w:t xml:space="preserve"> </w:t>
+      </w:r>
+      <w:r>
+        <w:t xml:space="preserve">with</w:t>
+      </w:r>
+      <w:r>
+        <w:t xml:space="preserve"> </w:t>
+      </w:r>
+      <w:r>
+        <w:rPr>
+          <w:rStyle w:val="VerbatimChar"/>
+        </w:rPr>
+        <w:t xml:space="preserve">fitted()</w:t>
+      </w:r>
+      <w:r>
+        <w:t xml:space="preserve"> </w:t>
+      </w:r>
+      <w:r>
+        <w:t xml:space="preserve">and</w:t>
+      </w:r>
+      <w:r>
+        <w:t xml:space="preserve"> </w:t>
+      </w:r>
+      <w:r>
+        <w:rPr>
+          <w:rStyle w:val="VerbatimChar"/>
+        </w:rPr>
+        <w:t xml:space="preserve">residuals()</w:t>
+      </w:r>
+      <w:r>
+        <w:t xml:space="preserve"> </w:t>
+      </w:r>
+      <w:r>
+        <w:t xml:space="preserve">— add model output to a data frame</w:t>
       </w:r>
     </w:p>
     <w:p>

--- a/docs/lectures/lecture_05/05_lecture_powerpoint.docx
+++ b/docs/lectures/lecture_05/05_lecture_powerpoint.docx
@@ -31,7 +31,7 @@
         <w:pStyle w:val="Date"/>
       </w:pPr>
       <w:r>
-        <w:t xml:space="preserve">2026-06-28</w:t>
+        <w:t xml:space="preserve">2026-06-30</w:t>
       </w:r>
     </w:p>
     <w:bookmarkStart w:id="12" w:name="where-we-left-off-lecture-04"/>
@@ -375,13 +375,7 @@
               <w:t xml:space="preserve">differ in weight</w:t>
             </w:r>
             <w:r>
-              <w:t xml:space="preserve">.</w:t>
-            </w:r>
-            <w:r>
-              <w:t xml:space="preserve"> </w:t>
-            </w:r>
-            <w:r>
-              <w:t xml:space="preserve">Today we go further — we build a</w:t>
+              <w:t xml:space="preserve">. Today we go further — we build a</w:t>
             </w:r>
             <w:r>
               <w:t xml:space="preserve"> </w:t>
@@ -397,13 +391,7 @@
               <w:t xml:space="preserve"> </w:t>
             </w:r>
             <w:r>
-              <w:t xml:space="preserve">to convert that weight into a</w:t>
-            </w:r>
-            <w:r>
-              <w:t xml:space="preserve"> </w:t>
-            </w:r>
-            <w:r>
-              <w:t xml:space="preserve">more biologically meaningful measurement:</w:t>
+              <w:t xml:space="preserve">to convert that weight into a more biologically meaningful measurement:</w:t>
             </w:r>
             <w:r>
               <w:t xml:space="preserve"> </w:t>
@@ -1541,13 +1529,14 @@
     <w:tbl>
       <w:tblPr>
         <w:tblStyle w:val="Table"/>
-        <w:tblW w:type="auto" w:w="0"/>
+        <w:tblW w:type="pct" w:w="5000"/>
+        <w:tblLayout w:type="fixed"/>
         <w:tblLook w:firstRow="1" w:lastRow="0" w:firstColumn="0" w:lastColumn="0" w:noHBand="0" w:noVBand="0" w:val="0020"/>
       </w:tblPr>
       <w:tblGrid>
-        <w:gridCol w:w="2640"/>
-        <w:gridCol w:w="2640"/>
-        <w:gridCol w:w="2640"/>
+        <w:gridCol w:w="1896"/>
+        <w:gridCol w:w="4573"/>
+        <w:gridCol w:w="1450"/>
       </w:tblGrid>
       <w:tr>
         <w:trPr>
@@ -2715,14 +2704,23 @@
     </w:p>
     <w:p>
       <w:pPr>
-        <w:pStyle w:val="FirstParagraph"/>
+        <w:pStyle w:val="Compact"/>
+        <w:numPr>
+          <w:ilvl w:val="0"/>
+          <w:numId w:val="1011"/>
+        </w:numPr>
       </w:pPr>
       <w:r>
         <w:t xml:space="preserve">Squaring serves two purposes:</w:t>
       </w:r>
-      <w:r>
-        <w:t xml:space="preserve"> </w:t>
-      </w:r>
+    </w:p>
+    <w:p>
+      <w:pPr>
+        <w:numPr>
+          <w:ilvl w:val="1"/>
+          <w:numId w:val="1012"/>
+        </w:numPr>
+      </w:pPr>
       <w:r>
         <w:t xml:space="preserve">- Makes all deviations</w:t>
       </w:r>
@@ -2742,9 +2740,14 @@
       <w:r>
         <w:t xml:space="preserve">(no cancellation)</w:t>
       </w:r>
-      <w:r>
-        <w:t xml:space="preserve"> </w:t>
-      </w:r>
+    </w:p>
+    <w:p>
+      <w:pPr>
+        <w:numPr>
+          <w:ilvl w:val="1"/>
+          <w:numId w:val="1012"/>
+        </w:numPr>
+      </w:pPr>
       <w:r>
         <w:t xml:space="preserve">- Penalizes</w:t>
       </w:r>
@@ -2767,7 +2770,11 @@
     </w:p>
     <w:p>
       <w:pPr>
-        <w:pStyle w:val="BodyText"/>
+        <w:pStyle w:val="Compact"/>
+        <w:numPr>
+          <w:ilvl w:val="0"/>
+          <w:numId w:val="1011"/>
+        </w:numPr>
       </w:pPr>
       <w:r>
         <w:t xml:space="preserve">There is only one line that achieves this minimum — it is unique.</w:t>
@@ -2775,7 +2782,11 @@
     </w:p>
     <w:p>
       <w:pPr>
-        <w:pStyle w:val="BodyText"/>
+        <w:pStyle w:val="Compact"/>
+        <w:numPr>
+          <w:ilvl w:val="0"/>
+          <w:numId w:val="1011"/>
+        </w:numPr>
       </w:pPr>
       <w:r>
         <w:t xml:space="preserve">📖 W&amp;S §17.1 p. 542 (Figure 17.1-2)</w:t>
@@ -2783,7 +2794,7 @@
     </w:p>
     <w:p>
       <w:pPr>
-        <w:pStyle w:val="BodyText"/>
+        <w:pStyle w:val="FirstParagraph"/>
       </w:pPr>
       <w:r>
         <w:rPr>
@@ -2825,7 +2836,7 @@
         <w:rPr>
           <w:rStyle w:val="VerbatimChar"/>
         </w:rPr>
-        <w:t xml:space="preserve">observed Y │ ●  ← residual (positive)</w:t>
+        <w:t xml:space="preserve">observed Y │     ●  ← residual (positive)</w:t>
       </w:r>
       <w:r>
         <w:br/>
@@ -2834,7 +2845,7 @@
         <w:rPr>
           <w:rStyle w:val="VerbatimChar"/>
         </w:rPr>
-        <w:t xml:space="preserve">           │    \</w:t>
+        <w:t xml:space="preserve">           │     |</w:t>
       </w:r>
       <w:r>
         <w:br/>
@@ -2901,13 +2912,7 @@
         <w:t xml:space="preserve"> </w:t>
       </w:r>
       <w:r>
-        <w:t xml:space="preserve">residual.</w:t>
-      </w:r>
-      <w:r>
-        <w:t xml:space="preserve"> </w:t>
-      </w:r>
-      <w:r>
-        <w:t xml:space="preserve">A point</w:t>
+        <w:t xml:space="preserve">residual. A point</w:t>
       </w:r>
       <w:r>
         <w:t xml:space="preserve"> </w:t>
@@ -2939,13 +2944,7 @@
         <w:t xml:space="preserve"> </w:t>
       </w:r>
       <w:r>
-        <w:t xml:space="preserve">residual.</w:t>
-      </w:r>
-      <w:r>
-        <w:t xml:space="preserve"> </w:t>
-      </w:r>
-      <w:r>
-        <w:t xml:space="preserve">The sum of all residuals = 0.</w:t>
+        <w:t xml:space="preserve">residual. The sum of all residuals = 0.</w:t>
       </w:r>
     </w:p>
     <w:bookmarkEnd w:id="20"/>
@@ -3102,7 +3101,7 @@
         <w:pStyle w:val="Compact"/>
         <w:numPr>
           <w:ilvl w:val="0"/>
-          <w:numId w:val="1011"/>
+          <w:numId w:val="1013"/>
         </w:numPr>
       </w:pPr>
       <w:r>
@@ -3124,7 +3123,7 @@
         <w:pStyle w:val="Compact"/>
         <w:numPr>
           <w:ilvl w:val="0"/>
-          <w:numId w:val="1011"/>
+          <w:numId w:val="1013"/>
         </w:numPr>
       </w:pPr>
       <w:r>
@@ -3146,7 +3145,7 @@
         <w:pStyle w:val="Compact"/>
         <w:numPr>
           <w:ilvl w:val="0"/>
-          <w:numId w:val="1011"/>
+          <w:numId w:val="1013"/>
         </w:numPr>
       </w:pPr>
       <w:r>
@@ -5395,9 +5394,6 @@
         <w:br/>
       </w:r>
       <w:r>
-        <w:br/>
-      </w:r>
-      <w:r>
         <w:rPr>
           <w:rStyle w:val="NormalTok"/>
         </w:rPr>
@@ -5468,7 +5464,7 @@
         <w:pStyle w:val="Compact"/>
         <w:numPr>
           <w:ilvl w:val="0"/>
-          <w:numId w:val="1012"/>
+          <w:numId w:val="1014"/>
         </w:numPr>
       </w:pPr>
       <w:r>
@@ -5493,7 +5489,7 @@
         <w:pStyle w:val="Compact"/>
         <w:numPr>
           <w:ilvl w:val="0"/>
-          <w:numId w:val="1012"/>
+          <w:numId w:val="1014"/>
         </w:numPr>
       </w:pPr>
       <w:r>
@@ -5518,7 +5514,7 @@
         <w:pStyle w:val="Compact"/>
         <w:numPr>
           <w:ilvl w:val="0"/>
-          <w:numId w:val="1012"/>
+          <w:numId w:val="1014"/>
         </w:numPr>
       </w:pPr>
       <w:r>
@@ -5555,7 +5551,7 @@
       </w:r>
     </w:p>
     <w:bookmarkEnd w:id="33"/>
-    <w:bookmarkStart w:id="34" w:name="fit-the-model-with-lm"/>
+    <w:bookmarkStart w:id="34" w:name="fit-the-model-with-lm---linear-model"/>
     <w:p>
       <w:pPr>
         <w:pStyle w:val="Heading1"/>
@@ -5570,7 +5566,7 @@
         <w:rPr>
           <w:rStyle w:val="VerbatimChar"/>
         </w:rPr>
-        <w:t xml:space="preserve">lm()</w:t>
+        <w:t xml:space="preserve">lm() - Linear Model</w:t>
       </w:r>
     </w:p>
     <w:p>
@@ -5859,21 +5855,25 @@
     </w:p>
     <w:p>
       <w:pPr>
-        <w:pStyle w:val="BodyText"/>
-      </w:pPr>
-      <w:r>
-        <w:rPr>
-          <w:rStyle w:val="VerbatimChar"/>
-        </w:rPr>
-        <w:t xml:space="preserve">lm(Y ~ X, data = df)</w:t>
-      </w:r>
-    </w:p>
-    <w:p>
-      <w:pPr>
         <w:pStyle w:val="Compact"/>
         <w:numPr>
           <w:ilvl w:val="0"/>
-          <w:numId w:val="1013"/>
+          <w:numId w:val="1015"/>
+        </w:numPr>
+      </w:pPr>
+      <w:r>
+        <w:rPr>
+          <w:rStyle w:val="VerbatimChar"/>
+        </w:rPr>
+        <w:t xml:space="preserve">lm(Y ~ X, data = df)</w:t>
+      </w:r>
+    </w:p>
+    <w:p>
+      <w:pPr>
+        <w:pStyle w:val="Compact"/>
+        <w:numPr>
+          <w:ilvl w:val="1"/>
+          <w:numId w:val="1016"/>
         </w:numPr>
       </w:pPr>
       <w:r>
@@ -5912,6 +5912,64 @@
           <w:rStyle w:val="VerbatimChar"/>
         </w:rPr>
         <w:t xml:space="preserve">~</w:t>
+      </w:r>
+    </w:p>
+    <w:p>
+      <w:pPr>
+        <w:pStyle w:val="Compact"/>
+        <w:numPr>
+          <w:ilvl w:val="1"/>
+          <w:numId w:val="1016"/>
+        </w:numPr>
+      </w:pPr>
+      <w:r>
+        <w:rPr>
+          <w:rStyle w:val="VerbatimChar"/>
+        </w:rPr>
+        <w:t xml:space="preserve">X</w:t>
+      </w:r>
+      <w:r>
+        <w:t xml:space="preserve"> </w:t>
+      </w:r>
+      <w:r>
+        <w:t xml:space="preserve">goes on the</w:t>
+      </w:r>
+      <w:r>
+        <w:t xml:space="preserve"> </w:t>
+      </w:r>
+      <w:r>
+        <w:rPr>
+          <w:b/>
+          <w:bCs/>
+        </w:rPr>
+        <w:t xml:space="preserve">right</w:t>
+      </w:r>
+    </w:p>
+    <w:p>
+      <w:pPr>
+        <w:pStyle w:val="Compact"/>
+        <w:numPr>
+          <w:ilvl w:val="1"/>
+          <w:numId w:val="1016"/>
+        </w:numPr>
+      </w:pPr>
+      <w:r>
+        <w:rPr>
+          <w:rStyle w:val="VerbatimChar"/>
+        </w:rPr>
+        <w:t xml:space="preserve">~</w:t>
+      </w:r>
+      <w:r>
+        <w:t xml:space="preserve"> </w:t>
+      </w:r>
+      <w:r>
+        <w:t xml:space="preserve">reads as</w:t>
+      </w:r>
+      <w:r>
+        <w:t xml:space="preserve"> </w:t>
+      </w:r>
+      <w:r>
+        <w:t xml:space="preserve">“is predicted by”</w:t>
       </w:r>
     </w:p>
     <w:p>
@@ -5919,30 +5977,32 @@
         <w:pStyle w:val="Compact"/>
         <w:numPr>
           <w:ilvl w:val="0"/>
-          <w:numId w:val="1013"/>
+          <w:numId w:val="1015"/>
         </w:numPr>
       </w:pPr>
       <w:r>
+        <w:t xml:space="preserve">So</w:t>
+      </w:r>
+      <w:r>
+        <w:t xml:space="preserve"> </w:t>
+      </w:r>
+      <w:r>
         <w:rPr>
           <w:rStyle w:val="VerbatimChar"/>
         </w:rPr>
-        <w:t xml:space="preserve">X</w:t>
-      </w:r>
-      <w:r>
-        <w:t xml:space="preserve"> </w:t>
-      </w:r>
-      <w:r>
-        <w:t xml:space="preserve">goes on the</w:t>
-      </w:r>
-      <w:r>
-        <w:t xml:space="preserve"> </w:t>
-      </w:r>
-      <w:r>
-        <w:rPr>
-          <w:b/>
-          <w:bCs/>
-        </w:rPr>
-        <w:t xml:space="preserve">right</w:t>
+        <w:t xml:space="preserve">area_cm2 ~ mass_g</w:t>
+      </w:r>
+      <w:r>
+        <w:t xml:space="preserve"> </w:t>
+      </w:r>
+      <w:r>
+        <w:t xml:space="preserve">means:</w:t>
+      </w:r>
+      <w:r>
+        <w:t xml:space="preserve"> </w:t>
+      </w:r>
+      <w:r>
+        <w:t xml:space="preserve">“area is predicted by mass”</w:t>
       </w:r>
     </w:p>
     <w:p>
@@ -5950,60 +6010,8 @@
         <w:pStyle w:val="Compact"/>
         <w:numPr>
           <w:ilvl w:val="0"/>
-          <w:numId w:val="1013"/>
+          <w:numId w:val="1015"/>
         </w:numPr>
-      </w:pPr>
-      <w:r>
-        <w:rPr>
-          <w:rStyle w:val="VerbatimChar"/>
-        </w:rPr>
-        <w:t xml:space="preserve">~</w:t>
-      </w:r>
-      <w:r>
-        <w:t xml:space="preserve"> </w:t>
-      </w:r>
-      <w:r>
-        <w:t xml:space="preserve">reads as</w:t>
-      </w:r>
-      <w:r>
-        <w:t xml:space="preserve"> </w:t>
-      </w:r>
-      <w:r>
-        <w:t xml:space="preserve">“is predicted by”</w:t>
-      </w:r>
-    </w:p>
-    <w:p>
-      <w:pPr>
-        <w:pStyle w:val="FirstParagraph"/>
-      </w:pPr>
-      <w:r>
-        <w:t xml:space="preserve">So</w:t>
-      </w:r>
-      <w:r>
-        <w:t xml:space="preserve"> </w:t>
-      </w:r>
-      <w:r>
-        <w:rPr>
-          <w:rStyle w:val="VerbatimChar"/>
-        </w:rPr>
-        <w:t xml:space="preserve">area_cm2 ~ mass_g</w:t>
-      </w:r>
-      <w:r>
-        <w:t xml:space="preserve"> </w:t>
-      </w:r>
-      <w:r>
-        <w:t xml:space="preserve">means:</w:t>
-      </w:r>
-      <w:r>
-        <w:t xml:space="preserve"> </w:t>
-      </w:r>
-      <w:r>
-        <w:t xml:space="preserve">“area is predicted by mass”</w:t>
-      </w:r>
-    </w:p>
-    <w:p>
-      <w:pPr>
-        <w:pStyle w:val="BodyText"/>
       </w:pPr>
       <w:r>
         <w:t xml:space="preserve">The result is a</w:t>
@@ -6027,7 +6035,11 @@
     </w:p>
     <w:p>
       <w:pPr>
-        <w:pStyle w:val="BodyText"/>
+        <w:pStyle w:val="Compact"/>
+        <w:numPr>
+          <w:ilvl w:val="0"/>
+          <w:numId w:val="1015"/>
+        </w:numPr>
       </w:pPr>
       <w:r>
         <w:t xml:space="preserve">📖 W&amp;S §17.1 p. 543</w:t>
@@ -7096,7 +7108,11 @@
     </w:p>
     <w:p>
       <w:pPr>
-        <w:pStyle w:val="FirstParagraph"/>
+        <w:pStyle w:val="Compact"/>
+        <w:numPr>
+          <w:ilvl w:val="0"/>
+          <w:numId w:val="1017"/>
+        </w:numPr>
       </w:pPr>
       <w:r>
         <w:rPr>
@@ -7108,7 +7124,10 @@
     </w:p>
     <w:p>
       <w:pPr>
-        <w:pStyle w:val="BodyText"/>
+        <w:numPr>
+          <w:ilvl w:val="1"/>
+          <w:numId w:val="1018"/>
+        </w:numPr>
       </w:pPr>
       <w:r>
         <w:t xml:space="preserve">99.99% of the variation in paper area is explained by mass. The remaining 0.01% is measurement noise from the balance.</w:t>
@@ -7116,7 +7135,10 @@
     </w:p>
     <w:p>
       <w:pPr>
-        <w:pStyle w:val="BodyText"/>
+        <w:numPr>
+          <w:ilvl w:val="1"/>
+          <w:numId w:val="1018"/>
+        </w:numPr>
       </w:pPr>
       <w:r>
         <w:t xml:space="preserve">This is expected — the relationship between mass and area in uniform paper is essentially perfect.</w:t>
@@ -7124,7 +7146,10 @@
     </w:p>
     <w:p>
       <w:pPr>
-        <w:pStyle w:val="BodyText"/>
+        <w:numPr>
+          <w:ilvl w:val="1"/>
+          <w:numId w:val="1018"/>
+        </w:numPr>
       </w:pPr>
       <w:r>
         <w:t xml:space="preserve">In biological data, R² values of 0.3–0.7 are common and meaningful.</w:t>
@@ -7132,7 +7157,10 @@
     </w:p>
     <w:p>
       <w:pPr>
-        <w:pStyle w:val="BodyText"/>
+        <w:numPr>
+          <w:ilvl w:val="1"/>
+          <w:numId w:val="1018"/>
+        </w:numPr>
       </w:pPr>
       <w:r>
         <w:t xml:space="preserve">📖 W&amp;S §17.4 p. 555</w:t>
@@ -8492,7 +8520,11 @@
     </w:p>
     <w:p>
       <w:pPr>
-        <w:pStyle w:val="BodyText"/>
+        <w:pStyle w:val="Compact"/>
+        <w:numPr>
+          <w:ilvl w:val="0"/>
+          <w:numId w:val="1019"/>
+        </w:numPr>
       </w:pPr>
       <w:r>
         <w:t xml:space="preserve">✅</w:t>
@@ -8516,7 +8548,11 @@
     </w:p>
     <w:p>
       <w:pPr>
-        <w:pStyle w:val="BodyText"/>
+        <w:pStyle w:val="Compact"/>
+        <w:numPr>
+          <w:ilvl w:val="0"/>
+          <w:numId w:val="1019"/>
+        </w:numPr>
       </w:pPr>
       <w:r>
         <w:t xml:space="preserve">❌</w:t>
@@ -8535,18 +8571,16 @@
         <w:t xml:space="preserve"> </w:t>
       </w:r>
       <w:r>
-        <w:t xml:space="preserve">- Curved pattern → linearity violated</w:t>
-      </w:r>
-      <w:r>
-        <w:t xml:space="preserve"> </w:t>
-      </w:r>
-      <w:r>
-        <w:t xml:space="preserve">- Fan shape (funnel) → unequal variance</w:t>
-      </w:r>
-    </w:p>
-    <w:p>
-      <w:pPr>
-        <w:pStyle w:val="BodyText"/>
+        <w:t xml:space="preserve">- Curved pattern → linearity violated - Fan shape (funnel) → unequal variance</w:t>
+      </w:r>
+    </w:p>
+    <w:p>
+      <w:pPr>
+        <w:pStyle w:val="Compact"/>
+        <w:numPr>
+          <w:ilvl w:val="0"/>
+          <w:numId w:val="1019"/>
+        </w:numPr>
       </w:pPr>
       <w:r>
         <w:t xml:space="preserve">📖 W&amp;S §17.5 p. 559 (Figure 17.5-4)</w:t>
@@ -8582,7 +8616,7 @@
           </w:tcPr>
           <w:p>
             <w:pPr>
-              <w:pStyle w:val="BodyText"/>
+              <w:pStyle w:val="FirstParagraph"/>
             </w:pPr>
             <w:pPr>
               <w:spacing w:before="0" w:after="0"/>
@@ -9168,7 +9202,7 @@
         <w:pStyle w:val="Compact"/>
         <w:numPr>
           <w:ilvl w:val="0"/>
-          <w:numId w:val="1014"/>
+          <w:numId w:val="1020"/>
         </w:numPr>
       </w:pPr>
       <w:r>
@@ -9193,7 +9227,7 @@
         <w:pStyle w:val="Compact"/>
         <w:numPr>
           <w:ilvl w:val="0"/>
-          <w:numId w:val="1014"/>
+          <w:numId w:val="1020"/>
         </w:numPr>
       </w:pPr>
       <w:r>
@@ -9205,7 +9239,7 @@
         <w:pStyle w:val="Compact"/>
         <w:numPr>
           <w:ilvl w:val="0"/>
-          <w:numId w:val="1014"/>
+          <w:numId w:val="1020"/>
         </w:numPr>
       </w:pPr>
       <w:r>
@@ -11538,13 +11572,7 @@
         <w:t xml:space="preserve"> </w:t>
       </w:r>
       <w:r>
-        <w:t xml:space="preserve">- F-statistic and both df</w:t>
-      </w:r>
-      <w:r>
-        <w:t xml:space="preserve"> </w:t>
-      </w:r>
-      <w:r>
-        <w:t xml:space="preserve">-</w:t>
+        <w:t xml:space="preserve">- F-statistic and both df -</w:t>
       </w:r>
       <w:r>
         <w:t xml:space="preserve"> </w:t>
@@ -11578,25 +11606,7 @@
         <w:t xml:space="preserve">“p &lt; 0.001”</w:t>
       </w:r>
       <w:r>
-        <w:t xml:space="preserve">)</w:t>
-      </w:r>
-      <w:r>
-        <w:t xml:space="preserve"> </w:t>
-      </w:r>
-      <w:r>
-        <w:t xml:space="preserve">- R²</w:t>
-      </w:r>
-      <w:r>
-        <w:t xml:space="preserve"> </w:t>
-      </w:r>
-      <w:r>
-        <w:t xml:space="preserve">- The actual equation</w:t>
-      </w:r>
-      <w:r>
-        <w:t xml:space="preserve"> </w:t>
-      </w:r>
-      <w:r>
-        <w:t xml:space="preserve">- 95% CI for the slope</w:t>
+        <w:t xml:space="preserve">) - R² - The actual equation - 95% CI for the slope</w:t>
       </w:r>
     </w:p>
     <w:p>
@@ -11634,7 +11644,7 @@
         <w:pStyle w:val="Compact"/>
         <w:numPr>
           <w:ilvl w:val="0"/>
-          <w:numId w:val="1015"/>
+          <w:numId w:val="1021"/>
         </w:numPr>
       </w:pPr>
       <w:r>
@@ -11656,7 +11666,7 @@
         <w:pStyle w:val="Compact"/>
         <w:numPr>
           <w:ilvl w:val="0"/>
-          <w:numId w:val="1015"/>
+          <w:numId w:val="1021"/>
         </w:numPr>
       </w:pPr>
       <w:r>
@@ -11733,7 +11743,7 @@
         <w:pStyle w:val="Compact"/>
         <w:numPr>
           <w:ilvl w:val="0"/>
-          <w:numId w:val="1015"/>
+          <w:numId w:val="1021"/>
         </w:numPr>
       </w:pPr>
       <w:r>
@@ -11755,7 +11765,7 @@
         <w:pStyle w:val="Compact"/>
         <w:numPr>
           <w:ilvl w:val="0"/>
-          <w:numId w:val="1015"/>
+          <w:numId w:val="1021"/>
         </w:numPr>
       </w:pPr>
       <w:r>
@@ -11777,7 +11787,7 @@
         <w:pStyle w:val="Compact"/>
         <w:numPr>
           <w:ilvl w:val="0"/>
-          <w:numId w:val="1015"/>
+          <w:numId w:val="1021"/>
         </w:numPr>
       </w:pPr>
       <w:r>
@@ -11799,7 +11809,7 @@
         <w:pStyle w:val="Compact"/>
         <w:numPr>
           <w:ilvl w:val="0"/>
-          <w:numId w:val="1015"/>
+          <w:numId w:val="1021"/>
         </w:numPr>
       </w:pPr>
       <w:r>
@@ -11833,7 +11843,7 @@
         <w:pStyle w:val="Compact"/>
         <w:numPr>
           <w:ilvl w:val="0"/>
-          <w:numId w:val="1016"/>
+          <w:numId w:val="1022"/>
         </w:numPr>
       </w:pPr>
       <w:r>
@@ -11854,7 +11864,7 @@
         <w:pStyle w:val="Compact"/>
         <w:numPr>
           <w:ilvl w:val="0"/>
-          <w:numId w:val="1016"/>
+          <w:numId w:val="1022"/>
         </w:numPr>
       </w:pPr>
       <w:r>
@@ -11875,7 +11885,7 @@
         <w:pStyle w:val="Compact"/>
         <w:numPr>
           <w:ilvl w:val="0"/>
-          <w:numId w:val="1016"/>
+          <w:numId w:val="1022"/>
         </w:numPr>
       </w:pPr>
       <w:r>
@@ -11920,7 +11930,7 @@
         <w:pStyle w:val="Compact"/>
         <w:numPr>
           <w:ilvl w:val="0"/>
-          <w:numId w:val="1016"/>
+          <w:numId w:val="1022"/>
         </w:numPr>
       </w:pPr>
       <w:r>
@@ -11971,7 +11981,7 @@
         <w:pStyle w:val="Compact"/>
         <w:numPr>
           <w:ilvl w:val="0"/>
-          <w:numId w:val="1016"/>
+          <w:numId w:val="1022"/>
         </w:numPr>
       </w:pPr>
       <w:r>
@@ -11992,7 +12002,7 @@
         <w:pStyle w:val="Compact"/>
         <w:numPr>
           <w:ilvl w:val="0"/>
-          <w:numId w:val="1016"/>
+          <w:numId w:val="1022"/>
         </w:numPr>
       </w:pPr>
       <w:r>
@@ -12025,7 +12035,7 @@
         <w:pStyle w:val="Compact"/>
         <w:numPr>
           <w:ilvl w:val="0"/>
-          <w:numId w:val="1017"/>
+          <w:numId w:val="1023"/>
         </w:numPr>
       </w:pPr>
       <w:r>
@@ -12037,7 +12047,7 @@
         <w:pStyle w:val="Compact"/>
         <w:numPr>
           <w:ilvl w:val="0"/>
-          <w:numId w:val="1017"/>
+          <w:numId w:val="1023"/>
         </w:numPr>
       </w:pPr>
       <w:r>
@@ -12049,7 +12059,7 @@
         <w:pStyle w:val="Compact"/>
         <w:numPr>
           <w:ilvl w:val="0"/>
-          <w:numId w:val="1017"/>
+          <w:numId w:val="1023"/>
         </w:numPr>
       </w:pPr>
       <w:r>
@@ -12061,7 +12071,7 @@
         <w:pStyle w:val="Compact"/>
         <w:numPr>
           <w:ilvl w:val="0"/>
-          <w:numId w:val="1017"/>
+          <w:numId w:val="1023"/>
         </w:numPr>
       </w:pPr>
       <w:r>
@@ -12073,7 +12083,7 @@
         <w:pStyle w:val="Compact"/>
         <w:numPr>
           <w:ilvl w:val="0"/>
-          <w:numId w:val="1017"/>
+          <w:numId w:val="1023"/>
         </w:numPr>
       </w:pPr>
       <w:r>
@@ -12097,7 +12107,7 @@
         <w:pStyle w:val="Compact"/>
         <w:numPr>
           <w:ilvl w:val="0"/>
-          <w:numId w:val="1018"/>
+          <w:numId w:val="1024"/>
         </w:numPr>
       </w:pPr>
       <w:r>
@@ -12109,7 +12119,7 @@
         <w:pStyle w:val="Compact"/>
         <w:numPr>
           <w:ilvl w:val="0"/>
-          <w:numId w:val="1018"/>
+          <w:numId w:val="1024"/>
         </w:numPr>
       </w:pPr>
       <w:r>
@@ -12137,7 +12147,7 @@
         <w:pStyle w:val="Compact"/>
         <w:numPr>
           <w:ilvl w:val="0"/>
-          <w:numId w:val="1018"/>
+          <w:numId w:val="1024"/>
         </w:numPr>
       </w:pPr>
       <w:r>
@@ -12526,6 +12536,24 @@
     <w:abstractNumId w:val="991"/>
   </w:num>
   <w:num w:numId="1018">
+    <w:abstractNumId w:val="991"/>
+  </w:num>
+  <w:num w:numId="1019">
+    <w:abstractNumId w:val="991"/>
+  </w:num>
+  <w:num w:numId="1020">
+    <w:abstractNumId w:val="991"/>
+  </w:num>
+  <w:num w:numId="1021">
+    <w:abstractNumId w:val="991"/>
+  </w:num>
+  <w:num w:numId="1022">
+    <w:abstractNumId w:val="991"/>
+  </w:num>
+  <w:num w:numId="1023">
+    <w:abstractNumId w:val="991"/>
+  </w:num>
+  <w:num w:numId="1024">
     <w:abstractNumId w:val="991"/>
   </w:num>
 </w:numbering>
